--- a/reference_doc/cpu/cache/notebook/cache一致性.docx
+++ b/reference_doc/cpu/cache/notebook/cache一致性.docx
@@ -118,7 +118,7 @@
       <w:pPr>
         <w:spacing w:line="360" w:lineRule="auto"/>
         <w:rPr>
-          <w:rFonts w:ascii="Times New Roman" w:eastAsia="宋体" w:hAnsi="Times New Roman" w:cs="Times New Roman" w:hint="eastAsia"/>
+          <w:rFonts w:ascii="Times New Roman" w:eastAsia="宋体" w:hAnsi="Times New Roman" w:cs="Times New Roman"/>
           <w:sz w:val="24"/>
           <w:szCs w:val="24"/>
         </w:rPr>
@@ -601,25 +601,7 @@
           <w:sz w:val="24"/>
           <w:szCs w:val="24"/>
         </w:rPr>
-        <w:t>只能缓存内存的</w:t>
-      </w:r>
-      <w:proofErr w:type="gramStart"/>
-      <w:r>
-        <w:rPr>
-          <w:rFonts w:ascii="Times New Roman" w:eastAsia="宋体" w:hAnsi="Times New Roman" w:cs="Times New Roman"/>
-          <w:sz w:val="24"/>
-          <w:szCs w:val="24"/>
-        </w:rPr>
-        <w:t>一</w:t>
-      </w:r>
-      <w:proofErr w:type="gramEnd"/>
-      <w:r>
-        <w:rPr>
-          <w:rFonts w:ascii="Times New Roman" w:eastAsia="宋体" w:hAnsi="Times New Roman" w:cs="Times New Roman"/>
-          <w:sz w:val="24"/>
-          <w:szCs w:val="24"/>
-        </w:rPr>
-        <w:t>小部分数据，但是</w:t>
+        <w:t>只能缓存内存的一小部分数据，但是</w:t>
       </w:r>
       <w:r>
         <w:rPr>
@@ -683,25 +665,7 @@
           <w:sz w:val="24"/>
           <w:szCs w:val="24"/>
         </w:rPr>
-        <w:t>中缓存的数据都是被近期访问</w:t>
-      </w:r>
-      <w:proofErr w:type="gramStart"/>
-      <w:r>
-        <w:rPr>
-          <w:rFonts w:ascii="Times New Roman" w:eastAsia="宋体" w:hAnsi="Times New Roman" w:cs="Times New Roman"/>
-          <w:sz w:val="24"/>
-          <w:szCs w:val="24"/>
-        </w:rPr>
-        <w:t>过数据</w:t>
-      </w:r>
-      <w:proofErr w:type="gramEnd"/>
-      <w:r>
-        <w:rPr>
-          <w:rFonts w:ascii="Times New Roman" w:eastAsia="宋体" w:hAnsi="Times New Roman" w:cs="Times New Roman"/>
-          <w:sz w:val="24"/>
-          <w:szCs w:val="24"/>
-        </w:rPr>
-        <w:t>或者可能会被访问的数据，这样就使得</w:t>
+        <w:t>中缓存的数据都是被近期访问过数据或者可能会被访问的数据，这样就使得</w:t>
       </w:r>
       <w:r>
         <w:rPr>
@@ -936,6 +900,9 @@
     <w:p>
       <w:pPr>
         <w:pStyle w:val="2"/>
+        <w:rPr>
+          <w:rFonts w:hint="eastAsia"/>
+        </w:rPr>
       </w:pPr>
       <w:r>
         <w:t>C</w:t>
@@ -951,7 +918,7 @@
       <w:pPr>
         <w:spacing w:line="360" w:lineRule="auto"/>
         <w:rPr>
-          <w:rFonts w:ascii="Times New Roman" w:eastAsia="宋体" w:hAnsi="Times New Roman" w:cs="Times New Roman" w:hint="eastAsia"/>
+          <w:rFonts w:ascii="Times New Roman" w:eastAsia="宋体" w:hAnsi="Times New Roman" w:cs="Times New Roman"/>
           <w:sz w:val="24"/>
           <w:szCs w:val="24"/>
         </w:rPr>
@@ -1469,7 +1436,7 @@
       <w:pPr>
         <w:spacing w:line="360" w:lineRule="auto"/>
         <w:rPr>
-          <w:rFonts w:ascii="Times New Roman" w:eastAsia="宋体" w:hAnsi="Times New Roman" w:cs="Times New Roman" w:hint="eastAsia"/>
+          <w:rFonts w:ascii="Times New Roman" w:eastAsia="宋体" w:hAnsi="Times New Roman" w:cs="Times New Roman"/>
           <w:sz w:val="24"/>
           <w:szCs w:val="24"/>
         </w:rPr>
@@ -1512,7 +1479,7 @@
         <w:spacing w:line="360" w:lineRule="auto"/>
         <w:jc w:val="center"/>
         <w:rPr>
-          <w:rFonts w:ascii="Times New Roman" w:eastAsia="宋体" w:hAnsi="Times New Roman" w:cs="Times New Roman" w:hint="eastAsia"/>
+          <w:rFonts w:ascii="Times New Roman" w:eastAsia="宋体" w:hAnsi="Times New Roman" w:cs="Times New Roman"/>
           <w:sz w:val="24"/>
           <w:szCs w:val="24"/>
         </w:rPr>
@@ -1590,7 +1557,7 @@
       <w:pPr>
         <w:spacing w:line="360" w:lineRule="auto"/>
         <w:rPr>
-          <w:rFonts w:ascii="Times New Roman" w:eastAsia="宋体" w:hAnsi="Times New Roman" w:cs="Times New Roman" w:hint="eastAsia"/>
+          <w:rFonts w:ascii="Times New Roman" w:eastAsia="宋体" w:hAnsi="Times New Roman" w:cs="Times New Roman"/>
           <w:sz w:val="24"/>
           <w:szCs w:val="24"/>
         </w:rPr>
@@ -1679,6 +1646,9 @@
     <w:p>
       <w:pPr>
         <w:pStyle w:val="2"/>
+        <w:rPr>
+          <w:rFonts w:hint="eastAsia"/>
+        </w:rPr>
       </w:pPr>
       <w:r>
         <w:rPr>
@@ -1692,7 +1662,7 @@
       <w:pPr>
         <w:spacing w:line="360" w:lineRule="auto"/>
         <w:rPr>
-          <w:rFonts w:ascii="Times New Roman" w:eastAsia="宋体" w:hAnsi="Times New Roman" w:cs="Times New Roman" w:hint="eastAsia"/>
+          <w:rFonts w:ascii="Times New Roman" w:eastAsia="宋体" w:hAnsi="Times New Roman" w:cs="Times New Roman"/>
           <w:sz w:val="24"/>
           <w:szCs w:val="24"/>
         </w:rPr>
@@ -1791,18 +1761,8 @@
           <w:sz w:val="24"/>
           <w:szCs w:val="24"/>
         </w:rPr>
-        <w:t>都对应唯一</w:t>
-      </w:r>
-      <w:proofErr w:type="gramStart"/>
-      <w:r>
-        <w:rPr>
-          <w:rFonts w:ascii="Times New Roman" w:eastAsia="宋体" w:hAnsi="Times New Roman" w:cs="Times New Roman"/>
-          <w:sz w:val="24"/>
-          <w:szCs w:val="24"/>
-        </w:rPr>
-        <w:t>一个</w:t>
-      </w:r>
-      <w:proofErr w:type="gramEnd"/>
+        <w:t>都对应唯一一个</w:t>
+      </w:r>
       <w:r>
         <w:rPr>
           <w:rFonts w:ascii="Times New Roman" w:eastAsia="宋体" w:hAnsi="Times New Roman" w:cs="Times New Roman"/>
@@ -1833,25 +1793,7 @@
           <w:sz w:val="24"/>
           <w:szCs w:val="24"/>
         </w:rPr>
-        <w:t>中保存的是整个</w:t>
-      </w:r>
-      <w:proofErr w:type="gramStart"/>
-      <w:r>
-        <w:rPr>
-          <w:rFonts w:ascii="Times New Roman" w:eastAsia="宋体" w:hAnsi="Times New Roman" w:cs="Times New Roman"/>
-          <w:sz w:val="24"/>
-          <w:szCs w:val="24"/>
-        </w:rPr>
-        <w:t>地址位宽</w:t>
-      </w:r>
-      <w:proofErr w:type="gramEnd"/>
-      <w:r>
-        <w:rPr>
-          <w:rFonts w:ascii="Times New Roman" w:eastAsia="宋体" w:hAnsi="Times New Roman" w:cs="Times New Roman"/>
-          <w:sz w:val="24"/>
-          <w:szCs w:val="24"/>
-        </w:rPr>
-        <w:t>去除</w:t>
+        <w:t>中保存的是整个地址位宽去除</w:t>
       </w:r>
       <w:r>
         <w:rPr>
@@ -1942,7 +1884,7 @@
           <w:noProof/>
         </w:rPr>
         <w:drawing>
-          <wp:inline distT="0" distB="0" distL="0" distR="0" wp14:anchorId="1FE70196" wp14:editId="75AF62B2">
+          <wp:inline distT="0" distB="0" distL="0" distR="0" wp14:anchorId="1FE70196" wp14:editId="4BFC5735">
             <wp:extent cx="3441700" cy="2132312"/>
             <wp:effectExtent l="0" t="0" r="6350" b="1905"/>
             <wp:docPr id="929929119" name="图片 4" descr="image"/>
@@ -2105,7 +2047,7 @@
       <w:pPr>
         <w:spacing w:line="360" w:lineRule="auto"/>
         <w:rPr>
-          <w:rFonts w:ascii="Times New Roman" w:eastAsia="宋体" w:hAnsi="Times New Roman" w:cs="Times New Roman" w:hint="eastAsia"/>
+          <w:rFonts w:ascii="Times New Roman" w:eastAsia="宋体" w:hAnsi="Times New Roman" w:cs="Times New Roman"/>
           <w:sz w:val="24"/>
           <w:szCs w:val="24"/>
         </w:rPr>
@@ -2134,7 +2076,6 @@
         </w:rPr>
         <w:t>index</w:t>
       </w:r>
-      <w:proofErr w:type="gramStart"/>
       <w:r>
         <w:rPr>
           <w:rFonts w:ascii="Times New Roman" w:eastAsia="宋体" w:hAnsi="Times New Roman" w:cs="Times New Roman"/>
@@ -2143,7 +2084,6 @@
         </w:rPr>
         <w:t>位找到</w:t>
       </w:r>
-      <w:proofErr w:type="gramEnd"/>
       <w:r>
         <w:rPr>
           <w:rFonts w:ascii="Times New Roman" w:eastAsia="宋体" w:hAnsi="Times New Roman" w:cs="Times New Roman"/>
@@ -2363,7 +2303,7 @@
       <w:pPr>
         <w:spacing w:line="360" w:lineRule="auto"/>
         <w:rPr>
-          <w:rFonts w:ascii="Times New Roman" w:eastAsia="宋体" w:hAnsi="Times New Roman" w:cs="Times New Roman" w:hint="eastAsia"/>
+          <w:rFonts w:ascii="Times New Roman" w:eastAsia="宋体" w:hAnsi="Times New Roman" w:cs="Times New Roman"/>
           <w:sz w:val="24"/>
           <w:szCs w:val="24"/>
         </w:rPr>
@@ -2414,7 +2354,7 @@
         <w:spacing w:line="360" w:lineRule="auto"/>
         <w:jc w:val="center"/>
         <w:rPr>
-          <w:rFonts w:ascii="Times New Roman" w:eastAsia="宋体" w:hAnsi="Times New Roman" w:cs="Times New Roman" w:hint="eastAsia"/>
+          <w:rFonts w:ascii="Times New Roman" w:eastAsia="宋体" w:hAnsi="Times New Roman" w:cs="Times New Roman"/>
           <w:sz w:val="24"/>
           <w:szCs w:val="24"/>
         </w:rPr>
@@ -2499,7 +2439,7 @@
       <w:pPr>
         <w:spacing w:line="360" w:lineRule="auto"/>
         <w:rPr>
-          <w:rFonts w:ascii="Times New Roman" w:eastAsia="宋体" w:hAnsi="Times New Roman" w:cs="Times New Roman" w:hint="eastAsia"/>
+          <w:rFonts w:ascii="Times New Roman" w:eastAsia="宋体" w:hAnsi="Times New Roman" w:cs="Times New Roman"/>
           <w:sz w:val="24"/>
           <w:szCs w:val="24"/>
         </w:rPr>
@@ -2625,7 +2565,7 @@
         <w:spacing w:line="360" w:lineRule="auto"/>
         <w:ind w:firstLine="420"/>
         <w:rPr>
-          <w:rFonts w:ascii="Times New Roman" w:eastAsia="宋体" w:hAnsi="Times New Roman" w:cs="Times New Roman" w:hint="eastAsia"/>
+          <w:rFonts w:ascii="Times New Roman" w:eastAsia="宋体" w:hAnsi="Times New Roman" w:cs="Times New Roman"/>
           <w:sz w:val="24"/>
           <w:szCs w:val="24"/>
         </w:rPr>
@@ -2804,7 +2744,7 @@
         <w:spacing w:line="360" w:lineRule="auto"/>
         <w:jc w:val="center"/>
         <w:rPr>
-          <w:rFonts w:ascii="Times New Roman" w:eastAsia="宋体" w:hAnsi="Times New Roman" w:cs="Times New Roman" w:hint="eastAsia"/>
+          <w:rFonts w:ascii="Times New Roman" w:eastAsia="宋体" w:hAnsi="Times New Roman" w:cs="Times New Roman"/>
           <w:sz w:val="24"/>
           <w:szCs w:val="24"/>
         </w:rPr>
@@ -2931,6 +2871,9 @@
     <w:p>
       <w:pPr>
         <w:pStyle w:val="2"/>
+        <w:rPr>
+          <w:rFonts w:hint="eastAsia"/>
+        </w:rPr>
       </w:pPr>
       <w:r>
         <w:rPr>
@@ -3022,7 +2965,7 @@
           <w:noProof/>
         </w:rPr>
         <w:drawing>
-          <wp:inline distT="0" distB="0" distL="0" distR="0" wp14:anchorId="4C7C5C56" wp14:editId="2F13745A">
+          <wp:inline distT="0" distB="0" distL="0" distR="0" wp14:anchorId="4C7C5C56" wp14:editId="1BF61E7D">
             <wp:extent cx="3845254" cy="4254500"/>
             <wp:effectExtent l="0" t="0" r="3175" b="0"/>
             <wp:docPr id="14005624" name="图片 6" descr="image"/>
@@ -3705,7 +3648,7 @@
         </w:numPr>
         <w:spacing w:line="360" w:lineRule="auto"/>
         <w:rPr>
-          <w:rFonts w:ascii="Times New Roman" w:eastAsia="宋体" w:hAnsi="Times New Roman" w:cs="Times New Roman" w:hint="eastAsia"/>
+          <w:rFonts w:ascii="Times New Roman" w:eastAsia="宋体" w:hAnsi="Times New Roman" w:cs="Times New Roman"/>
           <w:sz w:val="24"/>
           <w:szCs w:val="24"/>
         </w:rPr>
@@ -4062,25 +4005,7 @@
           <w:sz w:val="24"/>
           <w:szCs w:val="24"/>
         </w:rPr>
-        <w:t>，这</w:t>
-      </w:r>
-      <w:proofErr w:type="gramStart"/>
-      <w:r>
-        <w:rPr>
-          <w:rFonts w:ascii="Times New Roman" w:eastAsia="宋体" w:hAnsi="Times New Roman" w:cs="Times New Roman"/>
-          <w:sz w:val="24"/>
-          <w:szCs w:val="24"/>
-        </w:rPr>
-        <w:t>和之前</w:t>
-      </w:r>
-      <w:proofErr w:type="gramEnd"/>
-      <w:r>
-        <w:rPr>
-          <w:rFonts w:ascii="Times New Roman" w:eastAsia="宋体" w:hAnsi="Times New Roman" w:cs="Times New Roman"/>
-          <w:sz w:val="24"/>
-          <w:szCs w:val="24"/>
-        </w:rPr>
-        <w:t>直接映射缓存一样。不一样的地方是</w:t>
+        <w:t>，这和之前直接映射缓存一样。不一样的地方是</w:t>
       </w:r>
       <w:r>
         <w:rPr>
@@ -4627,7 +4552,7 @@
         </w:rPr>
         <w:lastRenderedPageBreak/>
         <w:drawing>
-          <wp:inline distT="0" distB="0" distL="0" distR="0" wp14:anchorId="1441B693" wp14:editId="575AC659">
+          <wp:inline distT="0" distB="0" distL="0" distR="0" wp14:anchorId="1441B693" wp14:editId="4E75E59A">
             <wp:extent cx="5274310" cy="2547620"/>
             <wp:effectExtent l="0" t="0" r="2540" b="5080"/>
             <wp:docPr id="2125120003" name="图片 10" descr="image"/>
@@ -4836,25 +4761,7 @@
           <w:sz w:val="24"/>
           <w:szCs w:val="24"/>
         </w:rPr>
-        <w:t>，也可能被</w:t>
-      </w:r>
-      <w:proofErr w:type="gramStart"/>
-      <w:r>
-        <w:rPr>
-          <w:rFonts w:ascii="Times New Roman" w:eastAsia="宋体" w:hAnsi="Times New Roman" w:cs="Times New Roman"/>
-          <w:sz w:val="24"/>
-          <w:szCs w:val="24"/>
-        </w:rPr>
-        <w:t>被</w:t>
-      </w:r>
-      <w:proofErr w:type="gramEnd"/>
-      <w:r>
-        <w:rPr>
-          <w:rFonts w:ascii="Times New Roman" w:eastAsia="宋体" w:hAnsi="Times New Roman" w:cs="Times New Roman"/>
-          <w:sz w:val="24"/>
-          <w:szCs w:val="24"/>
-        </w:rPr>
-        <w:t>缓存。</w:t>
+        <w:t>，也可能被被缓存。</w:t>
       </w:r>
       <w:r>
         <w:rPr>
@@ -4918,25 +4825,7 @@
           <w:sz w:val="24"/>
           <w:szCs w:val="24"/>
         </w:rPr>
-        <w:t>而已。因此，直接映射缓存也可以称作</w:t>
-      </w:r>
-      <w:proofErr w:type="gramStart"/>
-      <w:r>
-        <w:rPr>
-          <w:rFonts w:ascii="Times New Roman" w:eastAsia="宋体" w:hAnsi="Times New Roman" w:cs="Times New Roman"/>
-          <w:sz w:val="24"/>
-          <w:szCs w:val="24"/>
-        </w:rPr>
-        <w:t>单路组相连</w:t>
-      </w:r>
-      <w:proofErr w:type="gramEnd"/>
-      <w:r>
-        <w:rPr>
-          <w:rFonts w:ascii="Times New Roman" w:eastAsia="宋体" w:hAnsi="Times New Roman" w:cs="Times New Roman"/>
-          <w:sz w:val="24"/>
-          <w:szCs w:val="24"/>
-        </w:rPr>
-        <w:t>缓存。</w:t>
+        <w:t>而已。因此，直接映射缓存也可以称作单路组相连缓存。</w:t>
       </w:r>
     </w:p>
     <w:p>
@@ -4948,7 +4837,7 @@
         </w:numPr>
         <w:spacing w:line="360" w:lineRule="auto"/>
         <w:rPr>
-          <w:rFonts w:ascii="Times New Roman" w:eastAsia="宋体" w:hAnsi="Times New Roman" w:cs="Times New Roman" w:hint="eastAsia"/>
+          <w:rFonts w:ascii="Times New Roman" w:eastAsia="宋体" w:hAnsi="Times New Roman" w:cs="Times New Roman"/>
           <w:sz w:val="24"/>
           <w:szCs w:val="24"/>
         </w:rPr>
@@ -5003,7 +4892,7 @@
         </w:numPr>
         <w:spacing w:line="360" w:lineRule="auto"/>
         <w:rPr>
-          <w:rFonts w:ascii="Times New Roman" w:eastAsia="宋体" w:hAnsi="Times New Roman" w:cs="Times New Roman" w:hint="eastAsia"/>
+          <w:rFonts w:ascii="Times New Roman" w:eastAsia="宋体" w:hAnsi="Times New Roman" w:cs="Times New Roman"/>
           <w:sz w:val="24"/>
           <w:szCs w:val="24"/>
         </w:rPr>
@@ -5103,23 +4992,13 @@
           <w:szCs w:val="24"/>
         </w:rPr>
       </w:pPr>
-      <w:proofErr w:type="gramStart"/>
-      <w:r>
-        <w:rPr>
-          <w:rFonts w:ascii="Times New Roman" w:eastAsia="宋体" w:hAnsi="Times New Roman" w:cs="Times New Roman"/>
-          <w:sz w:val="24"/>
-          <w:szCs w:val="24"/>
-        </w:rPr>
-        <w:t>既然组</w:t>
-      </w:r>
-      <w:proofErr w:type="gramEnd"/>
-      <w:r>
-        <w:rPr>
-          <w:rFonts w:ascii="Times New Roman" w:eastAsia="宋体" w:hAnsi="Times New Roman" w:cs="Times New Roman"/>
-          <w:sz w:val="24"/>
-          <w:szCs w:val="24"/>
-        </w:rPr>
-        <w:t>相连缓存那么好，如果所有的</w:t>
+      <w:r>
+        <w:rPr>
+          <w:rFonts w:ascii="Times New Roman" w:eastAsia="宋体" w:hAnsi="Times New Roman" w:cs="Times New Roman"/>
+          <w:sz w:val="24"/>
+          <w:szCs w:val="24"/>
+        </w:rPr>
+        <w:t>既然组相连缓存那么好，如果所有的</w:t>
       </w:r>
       <w:r>
         <w:rPr>
@@ -5412,7 +5291,7 @@
         </w:numPr>
         <w:spacing w:line="360" w:lineRule="auto"/>
         <w:rPr>
-          <w:rFonts w:ascii="Times New Roman" w:eastAsia="宋体" w:hAnsi="Times New Roman" w:cs="Times New Roman" w:hint="eastAsia"/>
+          <w:rFonts w:ascii="Times New Roman" w:eastAsia="宋体" w:hAnsi="Times New Roman" w:cs="Times New Roman"/>
           <w:sz w:val="24"/>
           <w:szCs w:val="24"/>
         </w:rPr>
@@ -5541,11 +5420,14 @@
     <w:p>
       <w:pPr>
         <w:pStyle w:val="2"/>
-      </w:pPr>
-      <w:r>
         <w:rPr>
           <w:rFonts w:hint="eastAsia"/>
         </w:rPr>
+      </w:pPr>
+      <w:r>
+        <w:rPr>
+          <w:rFonts w:hint="eastAsia"/>
+        </w:rPr>
         <w:t>C</w:t>
       </w:r>
       <w:r>
@@ -5559,7 +5441,7 @@
       <w:pPr>
         <w:spacing w:line="360" w:lineRule="auto"/>
         <w:rPr>
-          <w:rFonts w:ascii="Times New Roman" w:eastAsia="宋体" w:hAnsi="Times New Roman" w:cs="Times New Roman" w:hint="eastAsia"/>
+          <w:rFonts w:ascii="Times New Roman" w:eastAsia="宋体" w:hAnsi="Times New Roman" w:cs="Times New Roman"/>
           <w:sz w:val="24"/>
           <w:szCs w:val="24"/>
         </w:rPr>
@@ -5716,18 +5598,8 @@
           <w:sz w:val="24"/>
           <w:szCs w:val="24"/>
         </w:rPr>
-        <w:t xml:space="preserve"> </w:t>
-      </w:r>
-      <w:proofErr w:type="spellStart"/>
-      <w:r>
-        <w:rPr>
-          <w:rFonts w:ascii="Times New Roman" w:eastAsia="宋体" w:hAnsi="Times New Roman" w:cs="Times New Roman" w:hint="eastAsia"/>
-          <w:sz w:val="24"/>
-          <w:szCs w:val="24"/>
-        </w:rPr>
-        <w:t>cpu</w:t>
-      </w:r>
-      <w:proofErr w:type="spellEnd"/>
+        <w:t xml:space="preserve"> cpu</w:t>
+      </w:r>
       <w:r>
         <w:rPr>
           <w:rFonts w:ascii="Times New Roman" w:eastAsia="宋体" w:hAnsi="Times New Roman" w:cs="Times New Roman" w:hint="eastAsia"/>
@@ -5918,7 +5790,7 @@
         <w:spacing w:line="360" w:lineRule="auto"/>
         <w:jc w:val="center"/>
         <w:rPr>
-          <w:rFonts w:ascii="Times New Roman" w:eastAsia="宋体" w:hAnsi="Times New Roman" w:cs="Times New Roman" w:hint="eastAsia"/>
+          <w:rFonts w:ascii="Times New Roman" w:eastAsia="宋体" w:hAnsi="Times New Roman" w:cs="Times New Roman"/>
           <w:sz w:val="24"/>
           <w:szCs w:val="24"/>
         </w:rPr>
@@ -5981,6 +5853,9 @@
     <w:p>
       <w:pPr>
         <w:pStyle w:val="2"/>
+        <w:rPr>
+          <w:rFonts w:hint="eastAsia"/>
+        </w:rPr>
       </w:pPr>
       <w:r>
         <w:rPr>
@@ -5994,56 +5869,36 @@
       <w:pPr>
         <w:spacing w:line="360" w:lineRule="auto"/>
         <w:rPr>
-          <w:rFonts w:ascii="Times New Roman" w:eastAsia="宋体" w:hAnsi="Times New Roman" w:cs="Times New Roman" w:hint="eastAsia"/>
-          <w:sz w:val="24"/>
-          <w:szCs w:val="24"/>
-        </w:rPr>
-      </w:pPr>
-      <w:proofErr w:type="gramStart"/>
-      <w:r>
-        <w:rPr>
-          <w:rFonts w:ascii="Times New Roman" w:eastAsia="宋体" w:hAnsi="Times New Roman" w:cs="Times New Roman" w:hint="eastAsia"/>
-          <w:sz w:val="24"/>
-          <w:szCs w:val="24"/>
-        </w:rPr>
-        <w:t>PIPT :</w:t>
-      </w:r>
-      <w:proofErr w:type="gramEnd"/>
-      <w:r>
-        <w:rPr>
-          <w:rFonts w:ascii="Times New Roman" w:eastAsia="宋体" w:hAnsi="Times New Roman" w:cs="Times New Roman" w:hint="eastAsia"/>
-          <w:sz w:val="24"/>
-          <w:szCs w:val="24"/>
-        </w:rPr>
-        <w:t xml:space="preserve"> Physically Indexed, Physically Tagged</w:t>
+          <w:rFonts w:ascii="Times New Roman" w:eastAsia="宋体" w:hAnsi="Times New Roman" w:cs="Times New Roman"/>
+          <w:sz w:val="24"/>
+          <w:szCs w:val="24"/>
+        </w:rPr>
+      </w:pPr>
+      <w:r>
+        <w:rPr>
+          <w:rFonts w:ascii="Times New Roman" w:eastAsia="宋体" w:hAnsi="Times New Roman" w:cs="Times New Roman" w:hint="eastAsia"/>
+          <w:sz w:val="24"/>
+          <w:szCs w:val="24"/>
+        </w:rPr>
+        <w:t>PIPT : Physically Indexed, Physically Tagged</w:t>
       </w:r>
     </w:p>
     <w:p>
       <w:pPr>
         <w:spacing w:line="360" w:lineRule="auto"/>
         <w:rPr>
-          <w:rFonts w:ascii="Times New Roman" w:eastAsia="宋体" w:hAnsi="Times New Roman" w:cs="Times New Roman" w:hint="eastAsia"/>
-          <w:sz w:val="24"/>
-          <w:szCs w:val="24"/>
-        </w:rPr>
-      </w:pPr>
-      <w:proofErr w:type="gramStart"/>
-      <w:r>
-        <w:rPr>
-          <w:rFonts w:ascii="Times New Roman" w:eastAsia="宋体" w:hAnsi="Times New Roman" w:cs="Times New Roman" w:hint="eastAsia"/>
-          <w:sz w:val="24"/>
-          <w:szCs w:val="24"/>
-        </w:rPr>
-        <w:t>VIVT :</w:t>
-      </w:r>
-      <w:proofErr w:type="gramEnd"/>
-      <w:r>
-        <w:rPr>
-          <w:rFonts w:ascii="Times New Roman" w:eastAsia="宋体" w:hAnsi="Times New Roman" w:cs="Times New Roman" w:hint="eastAsia"/>
-          <w:sz w:val="24"/>
-          <w:szCs w:val="24"/>
-        </w:rPr>
-        <w:t xml:space="preserve"> Virtually Indexed, Virtually Tagged</w:t>
+          <w:rFonts w:ascii="Times New Roman" w:eastAsia="宋体" w:hAnsi="Times New Roman" w:cs="Times New Roman"/>
+          <w:sz w:val="24"/>
+          <w:szCs w:val="24"/>
+        </w:rPr>
+      </w:pPr>
+      <w:r>
+        <w:rPr>
+          <w:rFonts w:ascii="Times New Roman" w:eastAsia="宋体" w:hAnsi="Times New Roman" w:cs="Times New Roman" w:hint="eastAsia"/>
+          <w:sz w:val="24"/>
+          <w:szCs w:val="24"/>
+        </w:rPr>
+        <w:t>VIVT : Virtually Indexed, Virtually Tagged</w:t>
       </w:r>
     </w:p>
     <w:p>
@@ -6101,6 +5956,9 @@
     <w:p>
       <w:pPr>
         <w:pStyle w:val="2"/>
+        <w:rPr>
+          <w:rFonts w:hint="eastAsia"/>
+        </w:rPr>
       </w:pPr>
       <w:r>
         <w:rPr>
@@ -6170,7 +6028,7 @@
         <w:spacing w:line="360" w:lineRule="auto"/>
         <w:ind w:firstLine="420"/>
         <w:rPr>
-          <w:rFonts w:ascii="Times New Roman" w:eastAsia="宋体" w:hAnsi="Times New Roman" w:cs="Times New Roman" w:hint="eastAsia"/>
+          <w:rFonts w:ascii="Times New Roman" w:eastAsia="宋体" w:hAnsi="Times New Roman" w:cs="Times New Roman"/>
           <w:sz w:val="24"/>
           <w:szCs w:val="24"/>
         </w:rPr>
@@ -6267,7 +6125,7 @@
         <w:spacing w:line="360" w:lineRule="auto"/>
         <w:ind w:firstLine="420"/>
         <w:rPr>
-          <w:rFonts w:ascii="Times New Roman" w:eastAsia="宋体" w:hAnsi="Times New Roman" w:cs="Times New Roman" w:hint="eastAsia"/>
+          <w:rFonts w:ascii="Times New Roman" w:eastAsia="宋体" w:hAnsi="Times New Roman" w:cs="Times New Roman"/>
           <w:sz w:val="24"/>
           <w:szCs w:val="24"/>
         </w:rPr>
@@ -6310,61 +6168,7 @@
           <w:sz w:val="24"/>
           <w:szCs w:val="24"/>
         </w:rPr>
-        <w:t>缺失时，才会考虑</w:t>
-      </w:r>
-      <w:proofErr w:type="gramStart"/>
-      <w:r>
-        <w:rPr>
-          <w:rFonts w:ascii="Times New Roman" w:eastAsia="宋体" w:hAnsi="Times New Roman" w:cs="Times New Roman"/>
-          <w:sz w:val="24"/>
-          <w:szCs w:val="24"/>
-        </w:rPr>
-        <w:t>写分配</w:t>
-      </w:r>
-      <w:proofErr w:type="gramEnd"/>
-      <w:r>
-        <w:rPr>
-          <w:rFonts w:ascii="Times New Roman" w:eastAsia="宋体" w:hAnsi="Times New Roman" w:cs="Times New Roman"/>
-          <w:sz w:val="24"/>
-          <w:szCs w:val="24"/>
-        </w:rPr>
-        <w:t>策略。当我们不支持</w:t>
-      </w:r>
-      <w:proofErr w:type="gramStart"/>
-      <w:r>
-        <w:rPr>
-          <w:rFonts w:ascii="Times New Roman" w:eastAsia="宋体" w:hAnsi="Times New Roman" w:cs="Times New Roman"/>
-          <w:sz w:val="24"/>
-          <w:szCs w:val="24"/>
-        </w:rPr>
-        <w:t>写分配</w:t>
-      </w:r>
-      <w:proofErr w:type="gramEnd"/>
-      <w:r>
-        <w:rPr>
-          <w:rFonts w:ascii="Times New Roman" w:eastAsia="宋体" w:hAnsi="Times New Roman" w:cs="Times New Roman"/>
-          <w:sz w:val="24"/>
-          <w:szCs w:val="24"/>
-        </w:rPr>
-        <w:t>的情况下，写指令只会更新主存数据，然后就结束了。</w:t>
-      </w:r>
-      <w:proofErr w:type="gramStart"/>
-      <w:r>
-        <w:rPr>
-          <w:rFonts w:ascii="Times New Roman" w:eastAsia="宋体" w:hAnsi="Times New Roman" w:cs="Times New Roman"/>
-          <w:sz w:val="24"/>
-          <w:szCs w:val="24"/>
-        </w:rPr>
-        <w:t>当支持写分配</w:t>
-      </w:r>
-      <w:proofErr w:type="gramEnd"/>
-      <w:r>
-        <w:rPr>
-          <w:rFonts w:ascii="Times New Roman" w:eastAsia="宋体" w:hAnsi="Times New Roman" w:cs="Times New Roman"/>
-          <w:sz w:val="24"/>
-          <w:szCs w:val="24"/>
-        </w:rPr>
-        <w:t>的时候，我们首先从主存中加载数据到</w:t>
+        <w:t>缺失时，才会考虑写分配策略。当我们不支持写分配的情况下，写指令只会更新主存数据，然后就结束了。当支持写分配的时候，我们首先从主存中加载数据到</w:t>
       </w:r>
       <w:r>
         <w:rPr>
@@ -6380,25 +6184,7 @@
           <w:sz w:val="24"/>
           <w:szCs w:val="24"/>
         </w:rPr>
-        <w:t>中（相当于先做个</w:t>
-      </w:r>
-      <w:proofErr w:type="gramStart"/>
-      <w:r>
-        <w:rPr>
-          <w:rFonts w:ascii="Times New Roman" w:eastAsia="宋体" w:hAnsi="Times New Roman" w:cs="Times New Roman"/>
-          <w:sz w:val="24"/>
-          <w:szCs w:val="24"/>
-        </w:rPr>
-        <w:t>读分配</w:t>
-      </w:r>
-      <w:proofErr w:type="gramEnd"/>
-      <w:r>
-        <w:rPr>
-          <w:rFonts w:ascii="Times New Roman" w:eastAsia="宋体" w:hAnsi="Times New Roman" w:cs="Times New Roman"/>
-          <w:sz w:val="24"/>
-          <w:szCs w:val="24"/>
-        </w:rPr>
-        <w:t>动作），然后会更新</w:t>
+        <w:t>中（相当于先做个读分配动作），然后会更新</w:t>
       </w:r>
       <w:r>
         <w:rPr>
@@ -6609,7 +6395,7 @@
         <w:ind w:firstLine="420"/>
         <w:jc w:val="center"/>
         <w:rPr>
-          <w:rFonts w:ascii="Times New Roman" w:eastAsia="宋体" w:hAnsi="Times New Roman" w:cs="Times New Roman" w:hint="eastAsia"/>
+          <w:rFonts w:ascii="Times New Roman" w:eastAsia="宋体" w:hAnsi="Times New Roman" w:cs="Times New Roman"/>
           <w:sz w:val="24"/>
           <w:szCs w:val="24"/>
         </w:rPr>
@@ -7070,7 +6856,7 @@
       <w:pPr>
         <w:spacing w:line="360" w:lineRule="auto"/>
         <w:rPr>
-          <w:rFonts w:ascii="Times New Roman" w:eastAsia="宋体" w:hAnsi="Times New Roman" w:cs="Times New Roman" w:hint="eastAsia"/>
+          <w:rFonts w:ascii="Times New Roman" w:eastAsia="宋体" w:hAnsi="Times New Roman" w:cs="Times New Roman"/>
           <w:sz w:val="24"/>
           <w:szCs w:val="24"/>
         </w:rPr>
@@ -7160,7 +6946,7 @@
       <w:pPr>
         <w:spacing w:line="360" w:lineRule="auto"/>
         <w:rPr>
-          <w:rFonts w:ascii="Times New Roman" w:eastAsia="宋体" w:hAnsi="Times New Roman" w:cs="Times New Roman" w:hint="eastAsia"/>
+          <w:rFonts w:ascii="Times New Roman" w:eastAsia="宋体" w:hAnsi="Times New Roman" w:cs="Times New Roman"/>
           <w:sz w:val="24"/>
           <w:szCs w:val="24"/>
         </w:rPr>
@@ -7213,23 +6999,13 @@
         </w:rPr>
         <w:t>又分为</w:t>
       </w:r>
-      <w:proofErr w:type="spellStart"/>
-      <w:r>
-        <w:rPr>
-          <w:rFonts w:ascii="Times New Roman" w:eastAsia="宋体" w:hAnsi="Times New Roman" w:cs="Times New Roman" w:hint="eastAsia"/>
-          <w:sz w:val="24"/>
-          <w:szCs w:val="24"/>
-        </w:rPr>
-        <w:t>i</w:t>
-      </w:r>
-      <w:proofErr w:type="spellEnd"/>
-      <w:r>
-        <w:rPr>
-          <w:rFonts w:ascii="Times New Roman" w:eastAsia="宋体" w:hAnsi="Times New Roman" w:cs="Times New Roman" w:hint="eastAsia"/>
-          <w:sz w:val="24"/>
-          <w:szCs w:val="24"/>
-        </w:rPr>
-        <w:t>-cache</w:t>
+      <w:r>
+        <w:rPr>
+          <w:rFonts w:ascii="Times New Roman" w:eastAsia="宋体" w:hAnsi="Times New Roman" w:cs="Times New Roman" w:hint="eastAsia"/>
+          <w:sz w:val="24"/>
+          <w:szCs w:val="24"/>
+        </w:rPr>
+        <w:t>i-cache</w:t>
       </w:r>
       <w:r>
         <w:rPr>
@@ -7260,7 +7036,7 @@
       <w:pPr>
         <w:spacing w:line="360" w:lineRule="auto"/>
         <w:rPr>
-          <w:rFonts w:ascii="Times New Roman" w:eastAsia="宋体" w:hAnsi="Times New Roman" w:cs="Times New Roman" w:hint="eastAsia"/>
+          <w:rFonts w:ascii="Times New Roman" w:eastAsia="宋体" w:hAnsi="Times New Roman" w:cs="Times New Roman"/>
           <w:sz w:val="24"/>
           <w:szCs w:val="24"/>
         </w:rPr>
@@ -7313,7 +7089,6 @@
         </w:rPr>
         <w:t>共享的，不区分</w:t>
       </w:r>
-      <w:proofErr w:type="spellStart"/>
       <w:r>
         <w:rPr>
           <w:rFonts w:ascii="Times New Roman" w:eastAsia="宋体" w:hAnsi="Times New Roman" w:cs="Times New Roman" w:hint="eastAsia"/>
@@ -7322,7 +7097,6 @@
         </w:rPr>
         <w:t>icache</w:t>
       </w:r>
-      <w:proofErr w:type="spellEnd"/>
       <w:r>
         <w:rPr>
           <w:rFonts w:ascii="Times New Roman" w:eastAsia="宋体" w:hAnsi="Times New Roman" w:cs="Times New Roman" w:hint="eastAsia"/>
@@ -7331,30 +7105,20 @@
         </w:rPr>
         <w:t>和</w:t>
       </w:r>
-      <w:proofErr w:type="spellStart"/>
-      <w:r>
-        <w:rPr>
-          <w:rFonts w:ascii="Times New Roman" w:eastAsia="宋体" w:hAnsi="Times New Roman" w:cs="Times New Roman" w:hint="eastAsia"/>
-          <w:sz w:val="24"/>
-          <w:szCs w:val="24"/>
-        </w:rPr>
-        <w:t>dcache</w:t>
-      </w:r>
-      <w:proofErr w:type="spellEnd"/>
-      <w:r>
-        <w:rPr>
-          <w:rFonts w:ascii="Times New Roman" w:eastAsia="宋体" w:hAnsi="Times New Roman" w:cs="Times New Roman" w:hint="eastAsia"/>
-          <w:sz w:val="24"/>
-          <w:szCs w:val="24"/>
-        </w:rPr>
-        <w:t>.</w:t>
+      <w:r>
+        <w:rPr>
+          <w:rFonts w:ascii="Times New Roman" w:eastAsia="宋体" w:hAnsi="Times New Roman" w:cs="Times New Roman" w:hint="eastAsia"/>
+          <w:sz w:val="24"/>
+          <w:szCs w:val="24"/>
+        </w:rPr>
+        <w:t>dcache.</w:t>
       </w:r>
     </w:p>
     <w:p>
       <w:pPr>
         <w:spacing w:line="360" w:lineRule="auto"/>
         <w:rPr>
-          <w:rFonts w:ascii="Times New Roman" w:eastAsia="宋体" w:hAnsi="Times New Roman" w:cs="Times New Roman" w:hint="eastAsia"/>
+          <w:rFonts w:ascii="Times New Roman" w:eastAsia="宋体" w:hAnsi="Times New Roman" w:cs="Times New Roman"/>
           <w:sz w:val="24"/>
           <w:szCs w:val="24"/>
         </w:rPr>
@@ -7373,18 +7137,8 @@
           <w:sz w:val="24"/>
           <w:szCs w:val="24"/>
         </w:rPr>
-        <w:t>是</w:t>
-      </w:r>
-      <w:proofErr w:type="gramStart"/>
-      <w:r>
-        <w:rPr>
-          <w:rFonts w:ascii="Times New Roman" w:eastAsia="宋体" w:hAnsi="Times New Roman" w:cs="Times New Roman" w:hint="eastAsia"/>
-          <w:sz w:val="24"/>
-          <w:szCs w:val="24"/>
-        </w:rPr>
-        <w:t>所有所有</w:t>
-      </w:r>
-      <w:proofErr w:type="gramEnd"/>
+        <w:t>是所有所有</w:t>
+      </w:r>
       <w:r>
         <w:rPr>
           <w:rFonts w:ascii="Times New Roman" w:eastAsia="宋体" w:hAnsi="Times New Roman" w:cs="Times New Roman" w:hint="eastAsia"/>
@@ -7555,7 +7309,6 @@
         </w:rPr>
         <w:t>中，当</w:t>
       </w:r>
-      <w:proofErr w:type="spellStart"/>
       <w:r>
         <w:rPr>
           <w:rFonts w:ascii="Times New Roman" w:eastAsia="宋体" w:hAnsi="Times New Roman" w:cs="Times New Roman"/>
@@ -7564,7 +7317,6 @@
         </w:rPr>
         <w:t>cpu</w:t>
       </w:r>
-      <w:proofErr w:type="spellEnd"/>
       <w:r>
         <w:rPr>
           <w:rFonts w:ascii="Times New Roman" w:eastAsia="宋体" w:hAnsi="Times New Roman" w:cs="Times New Roman"/>
@@ -7671,7 +7423,7 @@
         <w:widowControl/>
         <w:jc w:val="left"/>
         <w:rPr>
-          <w:rFonts w:ascii="Times New Roman" w:eastAsia="宋体" w:hAnsi="Times New Roman" w:cs="Times New Roman" w:hint="eastAsia"/>
+          <w:rFonts w:ascii="Times New Roman" w:eastAsia="宋体" w:hAnsi="Times New Roman" w:cs="Times New Roman"/>
           <w:sz w:val="24"/>
           <w:szCs w:val="24"/>
         </w:rPr>
@@ -7699,11 +7451,8 @@
     </w:p>
     <w:p>
       <w:pPr>
-        <w:spacing w:line="360" w:lineRule="auto"/>
-        <w:rPr>
-          <w:rFonts w:ascii="Times New Roman" w:eastAsia="宋体" w:hAnsi="Times New Roman" w:cs="Times New Roman"/>
-          <w:sz w:val="24"/>
-          <w:szCs w:val="24"/>
+        <w:rPr>
+          <w:rFonts w:hint="eastAsia"/>
         </w:rPr>
       </w:pPr>
       <w:r>
@@ -7711,7 +7460,7 @@
           <w:noProof/>
         </w:rPr>
         <w:drawing>
-          <wp:inline distT="0" distB="0" distL="0" distR="0" wp14:anchorId="25BE8CC5" wp14:editId="7CE69F21">
+          <wp:inline distT="0" distB="0" distL="0" distR="0" wp14:anchorId="673E2AF1" wp14:editId="2E547C2B">
             <wp:extent cx="5274310" cy="2894965"/>
             <wp:effectExtent l="0" t="0" r="2540" b="635"/>
             <wp:docPr id="9019380" name="图片 1" descr="图形用户界面, 图示&#10;&#10;AI 生成的内容可能不正确。"/>
@@ -7749,6 +7498,26 @@
     </w:p>
     <w:p>
       <w:pPr>
+        <w:pStyle w:val="2"/>
+        <w:rPr>
+          <w:rFonts w:hint="eastAsia"/>
+        </w:rPr>
+      </w:pPr>
+      <w:r>
+        <w:rPr>
+          <w:rFonts w:hint="eastAsia"/>
+        </w:rPr>
+        <w:t>P</w:t>
+      </w:r>
+      <w:r>
+        <w:rPr>
+          <w:rFonts w:hint="eastAsia"/>
+        </w:rPr>
+        <w:t>oC</w:t>
+      </w:r>
+    </w:p>
+    <w:p>
+      <w:pPr>
         <w:spacing w:line="360" w:lineRule="auto"/>
         <w:rPr>
           <w:rFonts w:ascii="Times New Roman" w:eastAsia="宋体" w:hAnsi="Times New Roman" w:cs="Times New Roman"/>
@@ -7756,16 +7525,290 @@
           <w:szCs w:val="24"/>
         </w:rPr>
       </w:pPr>
+      <w:r>
+        <w:rPr>
+          <w:rFonts w:hint="eastAsia"/>
+          <w:noProof/>
+        </w:rPr>
+        <w:drawing>
+          <wp:inline distT="0" distB="0" distL="0" distR="0" wp14:anchorId="5A28552F" wp14:editId="78CE2D58">
+            <wp:extent cx="5274310" cy="2151380"/>
+            <wp:effectExtent l="0" t="0" r="2540" b="1270"/>
+            <wp:docPr id="1878720191" name="图片 1" descr="在这里插入图片描述"/>
+            <wp:cNvGraphicFramePr>
+              <a:graphicFrameLocks xmlns:a="http://schemas.openxmlformats.org/drawingml/2006/main" noChangeAspect="1"/>
+            </wp:cNvGraphicFramePr>
+            <a:graphic xmlns:a="http://schemas.openxmlformats.org/drawingml/2006/main">
+              <a:graphicData uri="http://schemas.openxmlformats.org/drawingml/2006/picture">
+                <pic:pic xmlns:pic="http://schemas.openxmlformats.org/drawingml/2006/picture">
+                  <pic:nvPicPr>
+                    <pic:cNvPr id="0" name="Picture 1" descr="在这里插入图片描述"/>
+                    <pic:cNvPicPr>
+                      <a:picLocks noChangeAspect="1" noChangeArrowheads="1"/>
+                    </pic:cNvPicPr>
+                  </pic:nvPicPr>
+                  <pic:blipFill>
+                    <a:blip r:embed="rId25">
+                      <a:extLst>
+                        <a:ext uri="{28A0092B-C50C-407E-A947-70E740481C1C}">
+                          <a14:useLocalDpi xmlns:a14="http://schemas.microsoft.com/office/drawing/2010/main" val="0"/>
+                        </a:ext>
+                      </a:extLst>
+                    </a:blip>
+                    <a:srcRect/>
+                    <a:stretch>
+                      <a:fillRect/>
+                    </a:stretch>
+                  </pic:blipFill>
+                  <pic:spPr bwMode="auto">
+                    <a:xfrm>
+                      <a:off x="0" y="0"/>
+                      <a:ext cx="5274310" cy="2151380"/>
+                    </a:xfrm>
+                    <a:prstGeom prst="rect">
+                      <a:avLst/>
+                    </a:prstGeom>
+                    <a:noFill/>
+                    <a:ln>
+                      <a:noFill/>
+                    </a:ln>
+                  </pic:spPr>
+                </pic:pic>
+              </a:graphicData>
+            </a:graphic>
+          </wp:inline>
+        </w:drawing>
+      </w:r>
     </w:p>
     <w:p>
       <w:pPr>
         <w:spacing w:line="360" w:lineRule="auto"/>
         <w:rPr>
-          <w:rFonts w:ascii="Times New Roman" w:eastAsia="宋体" w:hAnsi="Times New Roman" w:cs="Times New Roman"/>
-          <w:sz w:val="24"/>
-          <w:szCs w:val="24"/>
-        </w:rPr>
-      </w:pPr>
+          <w:rFonts w:ascii="Times New Roman" w:eastAsia="宋体" w:hAnsi="Times New Roman" w:cs="Times New Roman" w:hint="eastAsia"/>
+          <w:sz w:val="24"/>
+          <w:szCs w:val="24"/>
+        </w:rPr>
+      </w:pPr>
+      <w:r>
+        <w:rPr>
+          <w:rFonts w:ascii="Times New Roman" w:eastAsia="宋体" w:hAnsi="Times New Roman" w:cs="Times New Roman" w:hint="eastAsia"/>
+          <w:sz w:val="24"/>
+          <w:szCs w:val="24"/>
+        </w:rPr>
+        <w:t>Point of Coherency</w:t>
+      </w:r>
+      <w:r>
+        <w:rPr>
+          <w:rFonts w:ascii="Times New Roman" w:eastAsia="宋体" w:hAnsi="Times New Roman" w:cs="Times New Roman" w:hint="eastAsia"/>
+          <w:sz w:val="24"/>
+          <w:szCs w:val="24"/>
+        </w:rPr>
+        <w:t>。</w:t>
+      </w:r>
+      <w:r>
+        <w:rPr>
+          <w:rFonts w:ascii="Times New Roman" w:eastAsia="宋体" w:hAnsi="Times New Roman" w:cs="Times New Roman" w:hint="eastAsia"/>
+          <w:sz w:val="24"/>
+          <w:szCs w:val="24"/>
+        </w:rPr>
+        <w:t>POC</w:t>
+      </w:r>
+      <w:r>
+        <w:rPr>
+          <w:rFonts w:ascii="Times New Roman" w:eastAsia="宋体" w:hAnsi="Times New Roman" w:cs="Times New Roman" w:hint="eastAsia"/>
+          <w:sz w:val="24"/>
+          <w:szCs w:val="24"/>
+        </w:rPr>
+        <w:t>是指对于不同的</w:t>
+      </w:r>
+      <w:r>
+        <w:rPr>
+          <w:rFonts w:ascii="Times New Roman" w:eastAsia="宋体" w:hAnsi="Times New Roman" w:cs="Times New Roman" w:hint="eastAsia"/>
+          <w:sz w:val="24"/>
+          <w:szCs w:val="24"/>
+        </w:rPr>
+        <w:t>Master</w:t>
+      </w:r>
+      <w:r>
+        <w:rPr>
+          <w:rFonts w:ascii="Times New Roman" w:eastAsia="宋体" w:hAnsi="Times New Roman" w:cs="Times New Roman" w:hint="eastAsia"/>
+          <w:sz w:val="24"/>
+          <w:szCs w:val="24"/>
+        </w:rPr>
+        <w:t>看到的一致性的内存</w:t>
+      </w:r>
+      <w:r>
+        <w:rPr>
+          <w:rFonts w:ascii="Times New Roman" w:eastAsia="宋体" w:hAnsi="Times New Roman" w:cs="Times New Roman" w:hint="eastAsia"/>
+          <w:sz w:val="24"/>
+          <w:szCs w:val="24"/>
+        </w:rPr>
+        <w:t>。例如对于</w:t>
+      </w:r>
+      <w:r>
+        <w:rPr>
+          <w:rFonts w:ascii="Times New Roman" w:eastAsia="宋体" w:hAnsi="Times New Roman" w:cs="Times New Roman" w:hint="eastAsia"/>
+          <w:sz w:val="24"/>
+          <w:szCs w:val="24"/>
+        </w:rPr>
+        <w:t>Core</w:t>
+      </w:r>
+      <w:r>
+        <w:rPr>
+          <w:rFonts w:ascii="Times New Roman" w:eastAsia="宋体" w:hAnsi="Times New Roman" w:cs="Times New Roman" w:hint="eastAsia"/>
+          <w:sz w:val="24"/>
+          <w:szCs w:val="24"/>
+        </w:rPr>
+        <w:t>、</w:t>
+      </w:r>
+      <w:r>
+        <w:rPr>
+          <w:rFonts w:ascii="Times New Roman" w:eastAsia="宋体" w:hAnsi="Times New Roman" w:cs="Times New Roman" w:hint="eastAsia"/>
+          <w:sz w:val="24"/>
+          <w:szCs w:val="24"/>
+        </w:rPr>
+        <w:t>DSP</w:t>
+      </w:r>
+      <w:r>
+        <w:rPr>
+          <w:rFonts w:ascii="Times New Roman" w:eastAsia="宋体" w:hAnsi="Times New Roman" w:cs="Times New Roman" w:hint="eastAsia"/>
+          <w:sz w:val="24"/>
+          <w:szCs w:val="24"/>
+        </w:rPr>
+        <w:t>、</w:t>
+      </w:r>
+      <w:r>
+        <w:rPr>
+          <w:rFonts w:ascii="Times New Roman" w:eastAsia="宋体" w:hAnsi="Times New Roman" w:cs="Times New Roman" w:hint="eastAsia"/>
+          <w:sz w:val="24"/>
+          <w:szCs w:val="24"/>
+        </w:rPr>
+        <w:t>DMA</w:t>
+      </w:r>
+      <w:r>
+        <w:rPr>
+          <w:rFonts w:ascii="Times New Roman" w:eastAsia="宋体" w:hAnsi="Times New Roman" w:cs="Times New Roman"/>
+          <w:sz w:val="24"/>
+          <w:szCs w:val="24"/>
+        </w:rPr>
+        <w:t>他们一致性的内存就是</w:t>
+      </w:r>
+      <w:r>
+        <w:rPr>
+          <w:rFonts w:ascii="Times New Roman" w:eastAsia="宋体" w:hAnsi="Times New Roman" w:cs="Times New Roman"/>
+          <w:sz w:val="24"/>
+          <w:szCs w:val="24"/>
+        </w:rPr>
+        <w:t>main</w:t>
+      </w:r>
+      <w:r>
+        <w:rPr>
+          <w:rFonts w:ascii="Times New Roman" w:eastAsia="宋体" w:hAnsi="Times New Roman" w:cs="Times New Roman" w:hint="eastAsia"/>
+          <w:sz w:val="24"/>
+          <w:szCs w:val="24"/>
+        </w:rPr>
+        <w:t xml:space="preserve"> </w:t>
+      </w:r>
+      <w:r>
+        <w:rPr>
+          <w:rFonts w:ascii="Times New Roman" w:eastAsia="宋体" w:hAnsi="Times New Roman" w:cs="Times New Roman"/>
+          <w:sz w:val="24"/>
+          <w:szCs w:val="24"/>
+        </w:rPr>
+        <w:t>memory</w:t>
+      </w:r>
+      <w:r>
+        <w:rPr>
+          <w:rFonts w:ascii="Times New Roman" w:eastAsia="宋体" w:hAnsi="Times New Roman" w:cs="Times New Roman"/>
+          <w:sz w:val="24"/>
+          <w:szCs w:val="24"/>
+        </w:rPr>
+        <w:t>，所以</w:t>
+      </w:r>
+      <w:r>
+        <w:rPr>
+          <w:rFonts w:ascii="Times New Roman" w:eastAsia="宋体" w:hAnsi="Times New Roman" w:cs="Times New Roman"/>
+          <w:sz w:val="24"/>
+          <w:szCs w:val="24"/>
+        </w:rPr>
+        <w:t>main</w:t>
+      </w:r>
+      <w:r>
+        <w:rPr>
+          <w:rFonts w:ascii="Times New Roman" w:eastAsia="宋体" w:hAnsi="Times New Roman" w:cs="Times New Roman" w:hint="eastAsia"/>
+          <w:sz w:val="24"/>
+          <w:szCs w:val="24"/>
+        </w:rPr>
+        <w:t xml:space="preserve"> </w:t>
+      </w:r>
+      <w:r>
+        <w:rPr>
+          <w:rFonts w:ascii="Times New Roman" w:eastAsia="宋体" w:hAnsi="Times New Roman" w:cs="Times New Roman"/>
+          <w:sz w:val="24"/>
+          <w:szCs w:val="24"/>
+        </w:rPr>
+        <w:t>memory</w:t>
+      </w:r>
+      <w:r>
+        <w:rPr>
+          <w:rFonts w:ascii="Times New Roman" w:eastAsia="宋体" w:hAnsi="Times New Roman" w:cs="Times New Roman"/>
+          <w:sz w:val="24"/>
+          <w:szCs w:val="24"/>
+        </w:rPr>
+        <w:t>是</w:t>
+      </w:r>
+      <w:r>
+        <w:rPr>
+          <w:rFonts w:ascii="Times New Roman" w:eastAsia="宋体" w:hAnsi="Times New Roman" w:cs="Times New Roman" w:hint="eastAsia"/>
+          <w:sz w:val="24"/>
+          <w:szCs w:val="24"/>
+        </w:rPr>
+        <w:t>P</w:t>
+      </w:r>
+      <w:r>
+        <w:rPr>
+          <w:rFonts w:ascii="Times New Roman" w:eastAsia="宋体" w:hAnsi="Times New Roman" w:cs="Times New Roman" w:hint="eastAsia"/>
+          <w:sz w:val="24"/>
+          <w:szCs w:val="24"/>
+        </w:rPr>
+        <w:t>o</w:t>
+      </w:r>
+      <w:r>
+        <w:rPr>
+          <w:rFonts w:ascii="Times New Roman" w:eastAsia="宋体" w:hAnsi="Times New Roman" w:cs="Times New Roman" w:hint="eastAsia"/>
+          <w:sz w:val="24"/>
+          <w:szCs w:val="24"/>
+        </w:rPr>
+        <w:t>C</w:t>
+      </w:r>
+      <w:r>
+        <w:rPr>
+          <w:rFonts w:ascii="Times New Roman" w:eastAsia="宋体" w:hAnsi="Times New Roman" w:cs="Times New Roman"/>
+          <w:sz w:val="24"/>
+          <w:szCs w:val="24"/>
+        </w:rPr>
+        <w:t>这个点</w:t>
+      </w:r>
+      <w:r>
+        <w:rPr>
+          <w:rFonts w:ascii="Times New Roman" w:eastAsia="宋体" w:hAnsi="Times New Roman" w:cs="Times New Roman" w:hint="eastAsia"/>
+          <w:sz w:val="24"/>
+          <w:szCs w:val="24"/>
+        </w:rPr>
+        <w:t>。</w:t>
+      </w:r>
+    </w:p>
+    <w:p>
+      <w:pPr>
+        <w:pStyle w:val="2"/>
+      </w:pPr>
+      <w:r>
+        <w:rPr>
+          <w:rFonts w:hint="eastAsia"/>
+        </w:rPr>
+        <w:lastRenderedPageBreak/>
+        <w:t>PoU</w:t>
+      </w:r>
     </w:p>
     <w:p>
       <w:pPr>
@@ -7776,6 +7819,60 @@
           <w:szCs w:val="24"/>
         </w:rPr>
       </w:pPr>
+      <w:r>
+        <w:rPr>
+          <w:rFonts w:hint="eastAsia"/>
+          <w:noProof/>
+        </w:rPr>
+        <w:drawing>
+          <wp:inline distT="0" distB="0" distL="0" distR="0" wp14:anchorId="2ACDEC19" wp14:editId="6DE01FD8">
+            <wp:extent cx="4312920" cy="3794125"/>
+            <wp:effectExtent l="0" t="0" r="0" b="0"/>
+            <wp:docPr id="110096650" name="图片 2" descr="在这里插入图片描述"/>
+            <wp:cNvGraphicFramePr>
+              <a:graphicFrameLocks xmlns:a="http://schemas.openxmlformats.org/drawingml/2006/main" noChangeAspect="1"/>
+            </wp:cNvGraphicFramePr>
+            <a:graphic xmlns:a="http://schemas.openxmlformats.org/drawingml/2006/main">
+              <a:graphicData uri="http://schemas.openxmlformats.org/drawingml/2006/picture">
+                <pic:pic xmlns:pic="http://schemas.openxmlformats.org/drawingml/2006/picture">
+                  <pic:nvPicPr>
+                    <pic:cNvPr id="0" name="Picture 3" descr="在这里插入图片描述"/>
+                    <pic:cNvPicPr>
+                      <a:picLocks noChangeAspect="1" noChangeArrowheads="1"/>
+                    </pic:cNvPicPr>
+                  </pic:nvPicPr>
+                  <pic:blipFill>
+                    <a:blip r:embed="rId26">
+                      <a:extLst>
+                        <a:ext uri="{28A0092B-C50C-407E-A947-70E740481C1C}">
+                          <a14:useLocalDpi xmlns:a14="http://schemas.microsoft.com/office/drawing/2010/main" val="0"/>
+                        </a:ext>
+                      </a:extLst>
+                    </a:blip>
+                    <a:srcRect/>
+                    <a:stretch>
+                      <a:fillRect/>
+                    </a:stretch>
+                  </pic:blipFill>
+                  <pic:spPr bwMode="auto">
+                    <a:xfrm>
+                      <a:off x="0" y="0"/>
+                      <a:ext cx="4312920" cy="3794125"/>
+                    </a:xfrm>
+                    <a:prstGeom prst="rect">
+                      <a:avLst/>
+                    </a:prstGeom>
+                    <a:noFill/>
+                    <a:ln>
+                      <a:noFill/>
+                    </a:ln>
+                  </pic:spPr>
+                </pic:pic>
+              </a:graphicData>
+            </a:graphic>
+          </wp:inline>
+        </w:drawing>
+      </w:r>
     </w:p>
     <w:p>
       <w:pPr>
@@ -7786,6 +7883,139 @@
           <w:szCs w:val="24"/>
         </w:rPr>
       </w:pPr>
+      <w:r>
+        <w:rPr>
+          <w:rFonts w:ascii="Times New Roman" w:eastAsia="宋体" w:hAnsi="Times New Roman" w:cs="Times New Roman" w:hint="eastAsia"/>
+          <w:sz w:val="24"/>
+          <w:szCs w:val="24"/>
+        </w:rPr>
+        <w:t>Point of Unification</w:t>
+      </w:r>
+      <w:r>
+        <w:rPr>
+          <w:rFonts w:ascii="Times New Roman" w:eastAsia="宋体" w:hAnsi="Times New Roman" w:cs="Times New Roman" w:hint="eastAsia"/>
+          <w:sz w:val="24"/>
+          <w:szCs w:val="24"/>
+        </w:rPr>
+        <w:t>。</w:t>
+      </w:r>
+      <w:r>
+        <w:rPr>
+          <w:rFonts w:ascii="Times New Roman" w:eastAsia="宋体" w:hAnsi="Times New Roman" w:cs="Times New Roman" w:hint="eastAsia"/>
+          <w:sz w:val="24"/>
+          <w:szCs w:val="24"/>
+        </w:rPr>
+        <w:t>PoU</w:t>
+      </w:r>
+      <w:r>
+        <w:rPr>
+          <w:rFonts w:ascii="Times New Roman" w:eastAsia="宋体" w:hAnsi="Times New Roman" w:cs="Times New Roman" w:hint="eastAsia"/>
+          <w:sz w:val="24"/>
+          <w:szCs w:val="24"/>
+        </w:rPr>
+        <w:t>是指指令和数据</w:t>
+      </w:r>
+      <w:r>
+        <w:rPr>
+          <w:rFonts w:ascii="Times New Roman" w:eastAsia="宋体" w:hAnsi="Times New Roman" w:cs="Times New Roman" w:hint="eastAsia"/>
+          <w:sz w:val="24"/>
+          <w:szCs w:val="24"/>
+        </w:rPr>
+        <w:t>cache</w:t>
+      </w:r>
+      <w:r>
+        <w:rPr>
+          <w:rFonts w:ascii="Times New Roman" w:eastAsia="宋体" w:hAnsi="Times New Roman" w:cs="Times New Roman" w:hint="eastAsia"/>
+          <w:sz w:val="24"/>
+          <w:szCs w:val="24"/>
+        </w:rPr>
+        <w:t>上一致的那个点，一般为</w:t>
+      </w:r>
+      <w:r>
+        <w:rPr>
+          <w:rFonts w:ascii="Times New Roman" w:eastAsia="宋体" w:hAnsi="Times New Roman" w:cs="Times New Roman" w:hint="eastAsia"/>
+          <w:sz w:val="24"/>
+          <w:szCs w:val="24"/>
+        </w:rPr>
+        <w:t>L2 cache</w:t>
+      </w:r>
+      <w:r>
+        <w:rPr>
+          <w:rFonts w:ascii="Times New Roman" w:eastAsia="宋体" w:hAnsi="Times New Roman" w:cs="Times New Roman" w:hint="eastAsia"/>
+          <w:sz w:val="24"/>
+          <w:szCs w:val="24"/>
+        </w:rPr>
+        <w:t>，如果系统中没有</w:t>
+      </w:r>
+      <w:r>
+        <w:rPr>
+          <w:rFonts w:ascii="Times New Roman" w:eastAsia="宋体" w:hAnsi="Times New Roman" w:cs="Times New Roman" w:hint="eastAsia"/>
+          <w:sz w:val="24"/>
+          <w:szCs w:val="24"/>
+        </w:rPr>
+        <w:t>L2 cache</w:t>
+      </w:r>
+      <w:r>
+        <w:rPr>
+          <w:rFonts w:ascii="Times New Roman" w:eastAsia="宋体" w:hAnsi="Times New Roman" w:cs="Times New Roman" w:hint="eastAsia"/>
+          <w:sz w:val="24"/>
+          <w:szCs w:val="24"/>
+        </w:rPr>
+        <w:t>。那么</w:t>
+      </w:r>
+      <w:r>
+        <w:rPr>
+          <w:rFonts w:ascii="Times New Roman" w:eastAsia="宋体" w:hAnsi="Times New Roman" w:cs="Times New Roman" w:hint="eastAsia"/>
+          <w:sz w:val="24"/>
+          <w:szCs w:val="24"/>
+        </w:rPr>
+        <w:t>PoU</w:t>
+      </w:r>
+      <w:r>
+        <w:rPr>
+          <w:rFonts w:ascii="Times New Roman" w:eastAsia="宋体" w:hAnsi="Times New Roman" w:cs="Times New Roman" w:hint="eastAsia"/>
+          <w:sz w:val="24"/>
+          <w:szCs w:val="24"/>
+        </w:rPr>
+        <w:t>为</w:t>
+      </w:r>
+      <w:r>
+        <w:rPr>
+          <w:rFonts w:ascii="Times New Roman" w:eastAsia="宋体" w:hAnsi="Times New Roman" w:cs="Times New Roman" w:hint="eastAsia"/>
+          <w:sz w:val="24"/>
+          <w:szCs w:val="24"/>
+        </w:rPr>
+        <w:t>main memory</w:t>
+      </w:r>
+      <w:r>
+        <w:rPr>
+          <w:rFonts w:ascii="Times New Roman" w:eastAsia="宋体" w:hAnsi="Times New Roman" w:cs="Times New Roman" w:hint="eastAsia"/>
+          <w:sz w:val="24"/>
+          <w:szCs w:val="24"/>
+        </w:rPr>
+        <w:t>。</w:t>
+      </w:r>
+    </w:p>
+    <w:p>
+      <w:pPr>
+        <w:pStyle w:val="2"/>
+        <w:rPr>
+          <w:rFonts w:hint="eastAsia"/>
+        </w:rPr>
+      </w:pPr>
+      <w:r>
+        <w:rPr>
+          <w:rFonts w:hint="eastAsia"/>
+        </w:rPr>
+        <w:lastRenderedPageBreak/>
+        <w:t>MESI</w:t>
+      </w:r>
+      <w:r>
+        <w:rPr>
+          <w:rFonts w:hint="eastAsia"/>
+        </w:rPr>
+        <w:t>协议</w:t>
+      </w:r>
     </w:p>
     <w:p>
       <w:pPr>
@@ -7796,6 +8026,60 @@
           <w:szCs w:val="24"/>
         </w:rPr>
       </w:pPr>
+      <w:r>
+        <w:rPr>
+          <w:rFonts w:hint="eastAsia"/>
+          <w:noProof/>
+        </w:rPr>
+        <w:drawing>
+          <wp:inline distT="0" distB="0" distL="0" distR="0" wp14:anchorId="5AB2B81A" wp14:editId="3B074790">
+            <wp:extent cx="5274310" cy="4664075"/>
+            <wp:effectExtent l="0" t="0" r="2540" b="0"/>
+            <wp:docPr id="1766754726" name="图片 3" descr="cache line"/>
+            <wp:cNvGraphicFramePr>
+              <a:graphicFrameLocks xmlns:a="http://schemas.openxmlformats.org/drawingml/2006/main" noChangeAspect="1"/>
+            </wp:cNvGraphicFramePr>
+            <a:graphic xmlns:a="http://schemas.openxmlformats.org/drawingml/2006/main">
+              <a:graphicData uri="http://schemas.openxmlformats.org/drawingml/2006/picture">
+                <pic:pic xmlns:pic="http://schemas.openxmlformats.org/drawingml/2006/picture">
+                  <pic:nvPicPr>
+                    <pic:cNvPr id="0" name="Picture 5" descr="cache line"/>
+                    <pic:cNvPicPr>
+                      <a:picLocks noChangeAspect="1" noChangeArrowheads="1"/>
+                    </pic:cNvPicPr>
+                  </pic:nvPicPr>
+                  <pic:blipFill>
+                    <a:blip r:embed="rId27">
+                      <a:extLst>
+                        <a:ext uri="{28A0092B-C50C-407E-A947-70E740481C1C}">
+                          <a14:useLocalDpi xmlns:a14="http://schemas.microsoft.com/office/drawing/2010/main" val="0"/>
+                        </a:ext>
+                      </a:extLst>
+                    </a:blip>
+                    <a:srcRect/>
+                    <a:stretch>
+                      <a:fillRect/>
+                    </a:stretch>
+                  </pic:blipFill>
+                  <pic:spPr bwMode="auto">
+                    <a:xfrm>
+                      <a:off x="0" y="0"/>
+                      <a:ext cx="5274310" cy="4664075"/>
+                    </a:xfrm>
+                    <a:prstGeom prst="rect">
+                      <a:avLst/>
+                    </a:prstGeom>
+                    <a:noFill/>
+                    <a:ln>
+                      <a:noFill/>
+                    </a:ln>
+                  </pic:spPr>
+                </pic:pic>
+              </a:graphicData>
+            </a:graphic>
+          </wp:inline>
+        </w:drawing>
+      </w:r>
     </w:p>
     <w:p>
       <w:pPr>
@@ -7806,22 +8090,757 @@
           <w:szCs w:val="24"/>
         </w:rPr>
       </w:pPr>
+      <w:r>
+        <w:rPr>
+          <w:rFonts w:ascii="Times New Roman" w:eastAsia="宋体" w:hAnsi="Times New Roman" w:cs="Times New Roman" w:hint="eastAsia"/>
+          <w:sz w:val="24"/>
+          <w:szCs w:val="24"/>
+        </w:rPr>
+        <w:t>写直通和写回策略可以解决单核</w:t>
+      </w:r>
+      <w:r>
+        <w:rPr>
+          <w:rFonts w:ascii="Times New Roman" w:eastAsia="宋体" w:hAnsi="Times New Roman" w:cs="Times New Roman" w:hint="eastAsia"/>
+          <w:sz w:val="24"/>
+          <w:szCs w:val="24"/>
+        </w:rPr>
+        <w:t>CPU</w:t>
+      </w:r>
+      <w:r>
+        <w:rPr>
+          <w:rFonts w:ascii="Times New Roman" w:eastAsia="宋体" w:hAnsi="Times New Roman" w:cs="Times New Roman" w:hint="eastAsia"/>
+          <w:sz w:val="24"/>
+          <w:szCs w:val="24"/>
+        </w:rPr>
+        <w:t>的</w:t>
+      </w:r>
+      <w:r>
+        <w:rPr>
+          <w:rFonts w:ascii="Times New Roman" w:eastAsia="宋体" w:hAnsi="Times New Roman" w:cs="Times New Roman" w:hint="eastAsia"/>
+          <w:sz w:val="24"/>
+          <w:szCs w:val="24"/>
+        </w:rPr>
+        <w:t>cache</w:t>
+      </w:r>
+      <w:r>
+        <w:rPr>
+          <w:rFonts w:ascii="Times New Roman" w:eastAsia="宋体" w:hAnsi="Times New Roman" w:cs="Times New Roman" w:hint="eastAsia"/>
+          <w:sz w:val="24"/>
+          <w:szCs w:val="24"/>
+        </w:rPr>
+        <w:t>与内存的一致性问题</w:t>
+      </w:r>
+      <w:r>
+        <w:rPr>
+          <w:rFonts w:ascii="Times New Roman" w:eastAsia="宋体" w:hAnsi="Times New Roman" w:cs="Times New Roman" w:hint="eastAsia"/>
+          <w:sz w:val="24"/>
+          <w:szCs w:val="24"/>
+        </w:rPr>
+        <w:t>。对于多核</w:t>
+      </w:r>
+      <w:r>
+        <w:rPr>
+          <w:rFonts w:ascii="Times New Roman" w:eastAsia="宋体" w:hAnsi="Times New Roman" w:cs="Times New Roman" w:hint="eastAsia"/>
+          <w:sz w:val="24"/>
+          <w:szCs w:val="24"/>
+        </w:rPr>
+        <w:t>CPU</w:t>
+      </w:r>
+      <w:r>
+        <w:rPr>
+          <w:rFonts w:ascii="Times New Roman" w:eastAsia="宋体" w:hAnsi="Times New Roman" w:cs="Times New Roman" w:hint="eastAsia"/>
+          <w:sz w:val="24"/>
+          <w:szCs w:val="24"/>
+        </w:rPr>
+        <w:t>来说，每个核心都有自己的私有</w:t>
+      </w:r>
+      <w:r>
+        <w:rPr>
+          <w:rFonts w:ascii="Times New Roman" w:eastAsia="宋体" w:hAnsi="Times New Roman" w:cs="Times New Roman" w:hint="eastAsia"/>
+          <w:sz w:val="24"/>
+          <w:szCs w:val="24"/>
+        </w:rPr>
+        <w:t>cache</w:t>
+      </w:r>
+      <w:r>
+        <w:rPr>
+          <w:rFonts w:ascii="Times New Roman" w:eastAsia="宋体" w:hAnsi="Times New Roman" w:cs="Times New Roman" w:hint="eastAsia"/>
+          <w:sz w:val="24"/>
+          <w:szCs w:val="24"/>
+        </w:rPr>
+        <w:t>，所以对于写操作而言</w:t>
+      </w:r>
+      <w:r>
+        <w:rPr>
+          <w:rFonts w:ascii="Times New Roman" w:eastAsia="宋体" w:hAnsi="Times New Roman" w:cs="Times New Roman" w:hint="eastAsia"/>
+          <w:sz w:val="24"/>
+          <w:szCs w:val="24"/>
+        </w:rPr>
+        <w:t>，除了保证本</w:t>
+      </w:r>
+      <w:r>
+        <w:rPr>
+          <w:rFonts w:ascii="Times New Roman" w:eastAsia="宋体" w:hAnsi="Times New Roman" w:cs="Times New Roman" w:hint="eastAsia"/>
+          <w:sz w:val="24"/>
+          <w:szCs w:val="24"/>
+        </w:rPr>
+        <w:t>CPU</w:t>
+      </w:r>
+      <w:r>
+        <w:rPr>
+          <w:rFonts w:ascii="Times New Roman" w:eastAsia="宋体" w:hAnsi="Times New Roman" w:cs="Times New Roman" w:hint="eastAsia"/>
+          <w:sz w:val="24"/>
+          <w:szCs w:val="24"/>
+        </w:rPr>
+        <w:t>的</w:t>
+      </w:r>
+      <w:r>
+        <w:rPr>
+          <w:rFonts w:ascii="Times New Roman" w:eastAsia="宋体" w:hAnsi="Times New Roman" w:cs="Times New Roman" w:hint="eastAsia"/>
+          <w:sz w:val="24"/>
+          <w:szCs w:val="24"/>
+        </w:rPr>
+        <w:t>cache</w:t>
+      </w:r>
+      <w:r>
+        <w:rPr>
+          <w:rFonts w:ascii="Times New Roman" w:eastAsia="宋体" w:hAnsi="Times New Roman" w:cs="Times New Roman" w:hint="eastAsia"/>
+          <w:sz w:val="24"/>
+          <w:szCs w:val="24"/>
+        </w:rPr>
+        <w:t>与内存的一致性，还要保证其他</w:t>
+      </w:r>
+      <w:r>
+        <w:rPr>
+          <w:rFonts w:ascii="Times New Roman" w:eastAsia="宋体" w:hAnsi="Times New Roman" w:cs="Times New Roman" w:hint="eastAsia"/>
+          <w:sz w:val="24"/>
+          <w:szCs w:val="24"/>
+        </w:rPr>
+        <w:t>CPU</w:t>
+      </w:r>
+      <w:r>
+        <w:rPr>
+          <w:rFonts w:ascii="Times New Roman" w:eastAsia="宋体" w:hAnsi="Times New Roman" w:cs="Times New Roman" w:hint="eastAsia"/>
+          <w:sz w:val="24"/>
+          <w:szCs w:val="24"/>
+        </w:rPr>
+        <w:t>的</w:t>
+      </w:r>
+      <w:r>
+        <w:rPr>
+          <w:rFonts w:ascii="Times New Roman" w:eastAsia="宋体" w:hAnsi="Times New Roman" w:cs="Times New Roman" w:hint="eastAsia"/>
+          <w:sz w:val="24"/>
+          <w:szCs w:val="24"/>
+        </w:rPr>
+        <w:t>cache</w:t>
+      </w:r>
+      <w:r>
+        <w:rPr>
+          <w:rFonts w:ascii="Times New Roman" w:eastAsia="宋体" w:hAnsi="Times New Roman" w:cs="Times New Roman" w:hint="eastAsia"/>
+          <w:sz w:val="24"/>
+          <w:szCs w:val="24"/>
+        </w:rPr>
+        <w:t>和内存一致性问题</w:t>
+      </w:r>
+      <w:r>
+        <w:rPr>
+          <w:rFonts w:ascii="Times New Roman" w:eastAsia="宋体" w:hAnsi="Times New Roman" w:cs="Times New Roman" w:hint="eastAsia"/>
+          <w:sz w:val="24"/>
+          <w:szCs w:val="24"/>
+        </w:rPr>
+        <w:t>。</w:t>
+      </w:r>
     </w:p>
     <w:p>
       <w:pPr>
         <w:spacing w:line="360" w:lineRule="auto"/>
         <w:rPr>
-          <w:rFonts w:ascii="Times New Roman" w:eastAsia="宋体" w:hAnsi="Times New Roman" w:cs="Times New Roman"/>
-          <w:sz w:val="24"/>
-          <w:szCs w:val="24"/>
-        </w:rPr>
-      </w:pPr>
+          <w:rFonts w:ascii="Times New Roman" w:eastAsia="宋体" w:hAnsi="Times New Roman" w:cs="Times New Roman" w:hint="eastAsia"/>
+          <w:sz w:val="24"/>
+          <w:szCs w:val="24"/>
+        </w:rPr>
+      </w:pPr>
+      <w:r>
+        <w:rPr>
+          <w:rFonts w:ascii="Times New Roman" w:eastAsia="宋体" w:hAnsi="Times New Roman" w:cs="Times New Roman" w:hint="eastAsia"/>
+          <w:sz w:val="24"/>
+          <w:szCs w:val="24"/>
+        </w:rPr>
+        <w:t>MESI</w:t>
+      </w:r>
+      <w:r>
+        <w:rPr>
+          <w:rFonts w:ascii="Times New Roman" w:eastAsia="宋体" w:hAnsi="Times New Roman" w:cs="Times New Roman" w:hint="eastAsia"/>
+          <w:sz w:val="24"/>
+          <w:szCs w:val="24"/>
+        </w:rPr>
+        <w:t>协议就用来解决多核</w:t>
+      </w:r>
+      <w:r>
+        <w:rPr>
+          <w:rFonts w:ascii="Times New Roman" w:eastAsia="宋体" w:hAnsi="Times New Roman" w:cs="Times New Roman" w:hint="eastAsia"/>
+          <w:sz w:val="24"/>
+          <w:szCs w:val="24"/>
+        </w:rPr>
+        <w:t>cache</w:t>
+      </w:r>
+      <w:r>
+        <w:rPr>
+          <w:rFonts w:ascii="Times New Roman" w:eastAsia="宋体" w:hAnsi="Times New Roman" w:cs="Times New Roman" w:hint="eastAsia"/>
+          <w:sz w:val="24"/>
+          <w:szCs w:val="24"/>
+        </w:rPr>
+        <w:t>一致性问题</w:t>
+      </w:r>
     </w:p>
     <w:p>
       <w:pPr>
         <w:spacing w:line="360" w:lineRule="auto"/>
         <w:rPr>
           <w:rFonts w:ascii="Times New Roman" w:eastAsia="宋体" w:hAnsi="Times New Roman" w:cs="Times New Roman" w:hint="eastAsia"/>
+          <w:sz w:val="24"/>
+          <w:szCs w:val="24"/>
+        </w:rPr>
+      </w:pPr>
+      <w:r>
+        <w:rPr>
+          <w:rFonts w:ascii="Times New Roman" w:eastAsia="宋体" w:hAnsi="Times New Roman" w:cs="Times New Roman" w:hint="eastAsia"/>
+          <w:sz w:val="24"/>
+          <w:szCs w:val="24"/>
+        </w:rPr>
+        <w:t>MESI</w:t>
+      </w:r>
+      <w:r>
+        <w:rPr>
+          <w:rFonts w:ascii="Times New Roman" w:eastAsia="宋体" w:hAnsi="Times New Roman" w:cs="Times New Roman" w:hint="eastAsia"/>
+          <w:sz w:val="24"/>
+          <w:szCs w:val="24"/>
+        </w:rPr>
+        <w:t>协议是一种用于保证缓存一致性的协议，其对应了</w:t>
+      </w:r>
+      <w:r>
+        <w:rPr>
+          <w:rFonts w:ascii="Times New Roman" w:eastAsia="宋体" w:hAnsi="Times New Roman" w:cs="Times New Roman" w:hint="eastAsia"/>
+          <w:sz w:val="24"/>
+          <w:szCs w:val="24"/>
+        </w:rPr>
+        <w:t>CPU cache</w:t>
+      </w:r>
+      <w:r>
+        <w:rPr>
+          <w:rFonts w:ascii="Times New Roman" w:eastAsia="宋体" w:hAnsi="Times New Roman" w:cs="Times New Roman" w:hint="eastAsia"/>
+          <w:sz w:val="24"/>
+          <w:szCs w:val="24"/>
+        </w:rPr>
+        <w:t>的四种状态，每个字母代表了一种状态，其含义如下：</w:t>
+      </w:r>
+    </w:p>
+    <w:p>
+      <w:pPr>
+        <w:pStyle w:val="a9"/>
+        <w:numPr>
+          <w:ilvl w:val="0"/>
+          <w:numId w:val="4"/>
+        </w:numPr>
+        <w:spacing w:line="360" w:lineRule="auto"/>
+        <w:rPr>
+          <w:rFonts w:ascii="Times New Roman" w:eastAsia="宋体" w:hAnsi="Times New Roman" w:cs="Times New Roman" w:hint="eastAsia"/>
+          <w:sz w:val="24"/>
+          <w:szCs w:val="24"/>
+        </w:rPr>
+      </w:pPr>
+      <w:r>
+        <w:rPr>
+          <w:rFonts w:ascii="Times New Roman" w:eastAsia="宋体" w:hAnsi="Times New Roman" w:cs="Times New Roman" w:hint="eastAsia"/>
+          <w:sz w:val="24"/>
+          <w:szCs w:val="24"/>
+        </w:rPr>
+        <w:t>M</w:t>
+      </w:r>
+      <w:r>
+        <w:rPr>
+          <w:rFonts w:ascii="Times New Roman" w:eastAsia="宋体" w:hAnsi="Times New Roman" w:cs="Times New Roman" w:hint="eastAsia"/>
+          <w:sz w:val="24"/>
+          <w:szCs w:val="24"/>
+        </w:rPr>
+        <w:t>（</w:t>
+      </w:r>
+      <w:r>
+        <w:rPr>
+          <w:rFonts w:ascii="Times New Roman" w:eastAsia="宋体" w:hAnsi="Times New Roman" w:cs="Times New Roman" w:hint="eastAsia"/>
+          <w:sz w:val="24"/>
+          <w:szCs w:val="24"/>
+        </w:rPr>
+        <w:t>Modified</w:t>
+      </w:r>
+      <w:r>
+        <w:rPr>
+          <w:rFonts w:ascii="Times New Roman" w:eastAsia="宋体" w:hAnsi="Times New Roman" w:cs="Times New Roman" w:hint="eastAsia"/>
+          <w:sz w:val="24"/>
+          <w:szCs w:val="24"/>
+        </w:rPr>
+        <w:t>，已修改）：</w:t>
+      </w:r>
+      <w:r>
+        <w:rPr>
+          <w:rFonts w:ascii="Times New Roman" w:eastAsia="宋体" w:hAnsi="Times New Roman" w:cs="Times New Roman" w:hint="eastAsia"/>
+          <w:sz w:val="24"/>
+          <w:szCs w:val="24"/>
+        </w:rPr>
+        <w:t xml:space="preserve"> </w:t>
+      </w:r>
+      <w:r>
+        <w:rPr>
+          <w:rFonts w:ascii="Times New Roman" w:eastAsia="宋体" w:hAnsi="Times New Roman" w:cs="Times New Roman" w:hint="eastAsia"/>
+          <w:sz w:val="24"/>
+          <w:szCs w:val="24"/>
+        </w:rPr>
+        <w:t>表明</w:t>
+      </w:r>
+      <w:r>
+        <w:rPr>
+          <w:rFonts w:ascii="Times New Roman" w:eastAsia="宋体" w:hAnsi="Times New Roman" w:cs="Times New Roman" w:hint="eastAsia"/>
+          <w:sz w:val="24"/>
+          <w:szCs w:val="24"/>
+        </w:rPr>
+        <w:t xml:space="preserve"> Cache </w:t>
+      </w:r>
+      <w:r>
+        <w:rPr>
+          <w:rFonts w:ascii="Times New Roman" w:eastAsia="宋体" w:hAnsi="Times New Roman" w:cs="Times New Roman" w:hint="eastAsia"/>
+          <w:sz w:val="24"/>
+          <w:szCs w:val="24"/>
+        </w:rPr>
+        <w:t>块被修改过，但未同步回内存；</w:t>
+      </w:r>
+    </w:p>
+    <w:p>
+      <w:pPr>
+        <w:pStyle w:val="a9"/>
+        <w:numPr>
+          <w:ilvl w:val="0"/>
+          <w:numId w:val="4"/>
+        </w:numPr>
+        <w:spacing w:line="360" w:lineRule="auto"/>
+        <w:rPr>
+          <w:rFonts w:ascii="Times New Roman" w:eastAsia="宋体" w:hAnsi="Times New Roman" w:cs="Times New Roman" w:hint="eastAsia"/>
+          <w:sz w:val="24"/>
+          <w:szCs w:val="24"/>
+        </w:rPr>
+      </w:pPr>
+      <w:r>
+        <w:rPr>
+          <w:rFonts w:ascii="Times New Roman" w:eastAsia="宋体" w:hAnsi="Times New Roman" w:cs="Times New Roman" w:hint="eastAsia"/>
+          <w:sz w:val="24"/>
+          <w:szCs w:val="24"/>
+        </w:rPr>
+        <w:t>E</w:t>
+      </w:r>
+      <w:r>
+        <w:rPr>
+          <w:rFonts w:ascii="Times New Roman" w:eastAsia="宋体" w:hAnsi="Times New Roman" w:cs="Times New Roman" w:hint="eastAsia"/>
+          <w:sz w:val="24"/>
+          <w:szCs w:val="24"/>
+        </w:rPr>
+        <w:t>（</w:t>
+      </w:r>
+      <w:r>
+        <w:rPr>
+          <w:rFonts w:ascii="Times New Roman" w:eastAsia="宋体" w:hAnsi="Times New Roman" w:cs="Times New Roman" w:hint="eastAsia"/>
+          <w:sz w:val="24"/>
+          <w:szCs w:val="24"/>
+        </w:rPr>
+        <w:t>Exclusive</w:t>
+      </w:r>
+      <w:r>
+        <w:rPr>
+          <w:rFonts w:ascii="Times New Roman" w:eastAsia="宋体" w:hAnsi="Times New Roman" w:cs="Times New Roman" w:hint="eastAsia"/>
+          <w:sz w:val="24"/>
+          <w:szCs w:val="24"/>
+        </w:rPr>
+        <w:t>，独占）：</w:t>
+      </w:r>
+      <w:r>
+        <w:rPr>
+          <w:rFonts w:ascii="Times New Roman" w:eastAsia="宋体" w:hAnsi="Times New Roman" w:cs="Times New Roman" w:hint="eastAsia"/>
+          <w:sz w:val="24"/>
+          <w:szCs w:val="24"/>
+        </w:rPr>
+        <w:t xml:space="preserve"> </w:t>
+      </w:r>
+      <w:r>
+        <w:rPr>
+          <w:rFonts w:ascii="Times New Roman" w:eastAsia="宋体" w:hAnsi="Times New Roman" w:cs="Times New Roman" w:hint="eastAsia"/>
+          <w:sz w:val="24"/>
+          <w:szCs w:val="24"/>
+        </w:rPr>
+        <w:t>表明</w:t>
+      </w:r>
+      <w:r>
+        <w:rPr>
+          <w:rFonts w:ascii="Times New Roman" w:eastAsia="宋体" w:hAnsi="Times New Roman" w:cs="Times New Roman" w:hint="eastAsia"/>
+          <w:sz w:val="24"/>
+          <w:szCs w:val="24"/>
+        </w:rPr>
+        <w:t xml:space="preserve"> Cache </w:t>
+      </w:r>
+      <w:r>
+        <w:rPr>
+          <w:rFonts w:ascii="Times New Roman" w:eastAsia="宋体" w:hAnsi="Times New Roman" w:cs="Times New Roman" w:hint="eastAsia"/>
+          <w:sz w:val="24"/>
+          <w:szCs w:val="24"/>
+        </w:rPr>
+        <w:t>块被当前核心独占，而其它核心的同一个</w:t>
+      </w:r>
+      <w:r>
+        <w:rPr>
+          <w:rFonts w:ascii="Times New Roman" w:eastAsia="宋体" w:hAnsi="Times New Roman" w:cs="Times New Roman" w:hint="eastAsia"/>
+          <w:sz w:val="24"/>
+          <w:szCs w:val="24"/>
+        </w:rPr>
+        <w:t xml:space="preserve"> Cache </w:t>
+      </w:r>
+      <w:r>
+        <w:rPr>
+          <w:rFonts w:ascii="Times New Roman" w:eastAsia="宋体" w:hAnsi="Times New Roman" w:cs="Times New Roman" w:hint="eastAsia"/>
+          <w:sz w:val="24"/>
+          <w:szCs w:val="24"/>
+        </w:rPr>
+        <w:t>块会失效；</w:t>
+      </w:r>
+    </w:p>
+    <w:p>
+      <w:pPr>
+        <w:pStyle w:val="a9"/>
+        <w:numPr>
+          <w:ilvl w:val="0"/>
+          <w:numId w:val="4"/>
+        </w:numPr>
+        <w:spacing w:line="360" w:lineRule="auto"/>
+        <w:rPr>
+          <w:rFonts w:ascii="Times New Roman" w:eastAsia="宋体" w:hAnsi="Times New Roman" w:cs="Times New Roman" w:hint="eastAsia"/>
+          <w:sz w:val="24"/>
+          <w:szCs w:val="24"/>
+        </w:rPr>
+      </w:pPr>
+      <w:r>
+        <w:rPr>
+          <w:rFonts w:ascii="Times New Roman" w:eastAsia="宋体" w:hAnsi="Times New Roman" w:cs="Times New Roman" w:hint="eastAsia"/>
+          <w:sz w:val="24"/>
+          <w:szCs w:val="24"/>
+        </w:rPr>
+        <w:t>S</w:t>
+      </w:r>
+      <w:r>
+        <w:rPr>
+          <w:rFonts w:ascii="Times New Roman" w:eastAsia="宋体" w:hAnsi="Times New Roman" w:cs="Times New Roman" w:hint="eastAsia"/>
+          <w:sz w:val="24"/>
+          <w:szCs w:val="24"/>
+        </w:rPr>
+        <w:t>（</w:t>
+      </w:r>
+      <w:r>
+        <w:rPr>
+          <w:rFonts w:ascii="Times New Roman" w:eastAsia="宋体" w:hAnsi="Times New Roman" w:cs="Times New Roman" w:hint="eastAsia"/>
+          <w:sz w:val="24"/>
+          <w:szCs w:val="24"/>
+        </w:rPr>
+        <w:t>Shared</w:t>
+      </w:r>
+      <w:r>
+        <w:rPr>
+          <w:rFonts w:ascii="Times New Roman" w:eastAsia="宋体" w:hAnsi="Times New Roman" w:cs="Times New Roman" w:hint="eastAsia"/>
+          <w:sz w:val="24"/>
+          <w:szCs w:val="24"/>
+        </w:rPr>
+        <w:t>，共享）：</w:t>
+      </w:r>
+      <w:r>
+        <w:rPr>
+          <w:rFonts w:ascii="Times New Roman" w:eastAsia="宋体" w:hAnsi="Times New Roman" w:cs="Times New Roman" w:hint="eastAsia"/>
+          <w:sz w:val="24"/>
+          <w:szCs w:val="24"/>
+        </w:rPr>
+        <w:t xml:space="preserve"> </w:t>
+      </w:r>
+      <w:r>
+        <w:rPr>
+          <w:rFonts w:ascii="Times New Roman" w:eastAsia="宋体" w:hAnsi="Times New Roman" w:cs="Times New Roman" w:hint="eastAsia"/>
+          <w:sz w:val="24"/>
+          <w:szCs w:val="24"/>
+        </w:rPr>
+        <w:t>表明</w:t>
+      </w:r>
+      <w:r>
+        <w:rPr>
+          <w:rFonts w:ascii="Times New Roman" w:eastAsia="宋体" w:hAnsi="Times New Roman" w:cs="Times New Roman" w:hint="eastAsia"/>
+          <w:sz w:val="24"/>
+          <w:szCs w:val="24"/>
+        </w:rPr>
+        <w:t xml:space="preserve"> Cache </w:t>
+      </w:r>
+      <w:r>
+        <w:rPr>
+          <w:rFonts w:ascii="Times New Roman" w:eastAsia="宋体" w:hAnsi="Times New Roman" w:cs="Times New Roman" w:hint="eastAsia"/>
+          <w:sz w:val="24"/>
+          <w:szCs w:val="24"/>
+        </w:rPr>
+        <w:t>块被多个核心持有且都是有效的；</w:t>
+      </w:r>
+    </w:p>
+    <w:p>
+      <w:pPr>
+        <w:pStyle w:val="a9"/>
+        <w:numPr>
+          <w:ilvl w:val="0"/>
+          <w:numId w:val="4"/>
+        </w:numPr>
+        <w:spacing w:line="360" w:lineRule="auto"/>
+        <w:rPr>
+          <w:rFonts w:ascii="Times New Roman" w:eastAsia="宋体" w:hAnsi="Times New Roman" w:cs="Times New Roman" w:hint="eastAsia"/>
+          <w:sz w:val="24"/>
+          <w:szCs w:val="24"/>
+        </w:rPr>
+      </w:pPr>
+      <w:r>
+        <w:rPr>
+          <w:rFonts w:ascii="Times New Roman" w:eastAsia="宋体" w:hAnsi="Times New Roman" w:cs="Times New Roman" w:hint="eastAsia"/>
+          <w:sz w:val="24"/>
+          <w:szCs w:val="24"/>
+        </w:rPr>
+        <w:t>I</w:t>
+      </w:r>
+      <w:r>
+        <w:rPr>
+          <w:rFonts w:ascii="Times New Roman" w:eastAsia="宋体" w:hAnsi="Times New Roman" w:cs="Times New Roman" w:hint="eastAsia"/>
+          <w:sz w:val="24"/>
+          <w:szCs w:val="24"/>
+        </w:rPr>
+        <w:t>（</w:t>
+      </w:r>
+      <w:r>
+        <w:rPr>
+          <w:rFonts w:ascii="Times New Roman" w:eastAsia="宋体" w:hAnsi="Times New Roman" w:cs="Times New Roman" w:hint="eastAsia"/>
+          <w:sz w:val="24"/>
+          <w:szCs w:val="24"/>
+        </w:rPr>
+        <w:t>Invalidated</w:t>
+      </w:r>
+      <w:r>
+        <w:rPr>
+          <w:rFonts w:ascii="Times New Roman" w:eastAsia="宋体" w:hAnsi="Times New Roman" w:cs="Times New Roman" w:hint="eastAsia"/>
+          <w:sz w:val="24"/>
+          <w:szCs w:val="24"/>
+        </w:rPr>
+        <w:t>，已失效）：</w:t>
+      </w:r>
+      <w:r>
+        <w:rPr>
+          <w:rFonts w:ascii="Times New Roman" w:eastAsia="宋体" w:hAnsi="Times New Roman" w:cs="Times New Roman" w:hint="eastAsia"/>
+          <w:sz w:val="24"/>
+          <w:szCs w:val="24"/>
+        </w:rPr>
+        <w:t xml:space="preserve"> </w:t>
+      </w:r>
+      <w:r>
+        <w:rPr>
+          <w:rFonts w:ascii="Times New Roman" w:eastAsia="宋体" w:hAnsi="Times New Roman" w:cs="Times New Roman" w:hint="eastAsia"/>
+          <w:sz w:val="24"/>
+          <w:szCs w:val="24"/>
+        </w:rPr>
+        <w:t>表明</w:t>
+      </w:r>
+      <w:r>
+        <w:rPr>
+          <w:rFonts w:ascii="Times New Roman" w:eastAsia="宋体" w:hAnsi="Times New Roman" w:cs="Times New Roman" w:hint="eastAsia"/>
+          <w:sz w:val="24"/>
+          <w:szCs w:val="24"/>
+        </w:rPr>
+        <w:t xml:space="preserve"> Cache </w:t>
+      </w:r>
+      <w:r>
+        <w:rPr>
+          <w:rFonts w:ascii="Times New Roman" w:eastAsia="宋体" w:hAnsi="Times New Roman" w:cs="Times New Roman" w:hint="eastAsia"/>
+          <w:sz w:val="24"/>
+          <w:szCs w:val="24"/>
+        </w:rPr>
+        <w:t>块的数据是过时的。</w:t>
+      </w:r>
+    </w:p>
+    <w:p>
+      <w:pPr>
+        <w:spacing w:line="360" w:lineRule="auto"/>
+        <w:rPr>
+          <w:rFonts w:ascii="Times New Roman" w:eastAsia="宋体" w:hAnsi="Times New Roman" w:cs="Times New Roman"/>
+          <w:sz w:val="24"/>
+          <w:szCs w:val="24"/>
+        </w:rPr>
+      </w:pPr>
+      <w:r>
+        <w:rPr>
+          <w:rFonts w:ascii="Times New Roman" w:eastAsia="宋体" w:hAnsi="Times New Roman" w:cs="Times New Roman" w:hint="eastAsia"/>
+          <w:sz w:val="24"/>
+          <w:szCs w:val="24"/>
+        </w:rPr>
+        <w:t>MESI</w:t>
+      </w:r>
+      <w:r>
+        <w:rPr>
+          <w:rFonts w:ascii="Times New Roman" w:eastAsia="宋体" w:hAnsi="Times New Roman" w:cs="Times New Roman" w:hint="eastAsia"/>
+          <w:sz w:val="24"/>
+          <w:szCs w:val="24"/>
+        </w:rPr>
+        <w:t>协议其实就是</w:t>
+      </w:r>
+      <w:r>
+        <w:rPr>
+          <w:rFonts w:ascii="Times New Roman" w:eastAsia="宋体" w:hAnsi="Times New Roman" w:cs="Times New Roman" w:hint="eastAsia"/>
+          <w:sz w:val="24"/>
+          <w:szCs w:val="24"/>
+        </w:rPr>
+        <w:t>CPUcache</w:t>
+      </w:r>
+      <w:r>
+        <w:rPr>
+          <w:rFonts w:ascii="Times New Roman" w:eastAsia="宋体" w:hAnsi="Times New Roman" w:cs="Times New Roman" w:hint="eastAsia"/>
+          <w:sz w:val="24"/>
+          <w:szCs w:val="24"/>
+        </w:rPr>
+        <w:t>的有限状态机</w:t>
+      </w:r>
+      <w:r>
+        <w:rPr>
+          <w:rFonts w:ascii="Times New Roman" w:eastAsia="宋体" w:hAnsi="Times New Roman" w:cs="Times New Roman" w:hint="eastAsia"/>
+          <w:sz w:val="24"/>
+          <w:szCs w:val="24"/>
+        </w:rPr>
+        <w:t>。</w:t>
+      </w:r>
+    </w:p>
+    <w:p>
+      <w:pPr>
+        <w:spacing w:line="360" w:lineRule="auto"/>
+        <w:rPr>
+          <w:rFonts w:ascii="Times New Roman" w:eastAsia="宋体" w:hAnsi="Times New Roman" w:cs="Times New Roman" w:hint="eastAsia"/>
+          <w:sz w:val="24"/>
+          <w:szCs w:val="24"/>
+        </w:rPr>
+      </w:pPr>
+      <w:r>
+        <w:rPr>
+          <w:rFonts w:ascii="Times New Roman" w:eastAsia="宋体" w:hAnsi="Times New Roman" w:cs="Times New Roman" w:hint="eastAsia"/>
+          <w:sz w:val="24"/>
+          <w:szCs w:val="24"/>
+        </w:rPr>
+        <w:lastRenderedPageBreak/>
+        <w:t>https://www.scss.tcd.ie/Jeremy.Jones/VivioJS/caches/MESI.htm</w:t>
+      </w:r>
+    </w:p>
+    <w:p>
+      <w:pPr>
+        <w:spacing w:line="360" w:lineRule="auto"/>
+        <w:rPr>
+          <w:rFonts w:ascii="Times New Roman" w:eastAsia="宋体" w:hAnsi="Times New Roman" w:cs="Times New Roman"/>
+          <w:sz w:val="24"/>
+          <w:szCs w:val="24"/>
+        </w:rPr>
+      </w:pPr>
+    </w:p>
+    <w:p>
+      <w:pPr>
+        <w:spacing w:line="360" w:lineRule="auto"/>
+        <w:rPr>
+          <w:rFonts w:ascii="Times New Roman" w:eastAsia="宋体" w:hAnsi="Times New Roman" w:cs="Times New Roman" w:hint="eastAsia"/>
+          <w:sz w:val="24"/>
+          <w:szCs w:val="24"/>
+        </w:rPr>
+      </w:pPr>
+    </w:p>
+    <w:p>
+      <w:pPr>
+        <w:spacing w:line="360" w:lineRule="auto"/>
+        <w:rPr>
+          <w:rFonts w:ascii="Times New Roman" w:eastAsia="宋体" w:hAnsi="Times New Roman" w:cs="Times New Roman" w:hint="eastAsia"/>
+          <w:sz w:val="24"/>
+          <w:szCs w:val="24"/>
+        </w:rPr>
+      </w:pPr>
+    </w:p>
+    <w:p>
+      <w:pPr>
+        <w:spacing w:line="360" w:lineRule="auto"/>
+        <w:rPr>
+          <w:rFonts w:ascii="Times New Roman" w:eastAsia="宋体" w:hAnsi="Times New Roman" w:cs="Times New Roman" w:hint="eastAsia"/>
+          <w:sz w:val="24"/>
+          <w:szCs w:val="24"/>
+        </w:rPr>
+      </w:pPr>
+    </w:p>
+    <w:p>
+      <w:pPr>
+        <w:spacing w:line="360" w:lineRule="auto"/>
+        <w:rPr>
+          <w:rFonts w:ascii="Times New Roman" w:eastAsia="宋体" w:hAnsi="Times New Roman" w:cs="Times New Roman"/>
+          <w:sz w:val="24"/>
+          <w:szCs w:val="24"/>
+        </w:rPr>
+      </w:pPr>
+    </w:p>
+    <w:p>
+      <w:pPr>
+        <w:spacing w:line="360" w:lineRule="auto"/>
+        <w:rPr>
+          <w:rFonts w:ascii="Times New Roman" w:eastAsia="宋体" w:hAnsi="Times New Roman" w:cs="Times New Roman"/>
+          <w:sz w:val="24"/>
+          <w:szCs w:val="24"/>
+        </w:rPr>
+      </w:pPr>
+    </w:p>
+    <w:p>
+      <w:pPr>
+        <w:spacing w:line="360" w:lineRule="auto"/>
+        <w:rPr>
+          <w:rFonts w:ascii="Times New Roman" w:eastAsia="宋体" w:hAnsi="Times New Roman" w:cs="Times New Roman"/>
+          <w:sz w:val="24"/>
+          <w:szCs w:val="24"/>
+        </w:rPr>
+      </w:pPr>
+    </w:p>
+    <w:p>
+      <w:pPr>
+        <w:spacing w:line="360" w:lineRule="auto"/>
+        <w:rPr>
+          <w:rFonts w:ascii="Times New Roman" w:eastAsia="宋体" w:hAnsi="Times New Roman" w:cs="Times New Roman"/>
+          <w:sz w:val="24"/>
+          <w:szCs w:val="24"/>
+        </w:rPr>
+      </w:pPr>
+    </w:p>
+    <w:p>
+      <w:pPr>
+        <w:spacing w:line="360" w:lineRule="auto"/>
+        <w:rPr>
+          <w:rFonts w:ascii="Times New Roman" w:eastAsia="宋体" w:hAnsi="Times New Roman" w:cs="Times New Roman"/>
+          <w:sz w:val="24"/>
+          <w:szCs w:val="24"/>
+        </w:rPr>
+      </w:pPr>
+    </w:p>
+    <w:p>
+      <w:pPr>
+        <w:spacing w:line="360" w:lineRule="auto"/>
+        <w:rPr>
+          <w:rFonts w:ascii="Times New Roman" w:eastAsia="宋体" w:hAnsi="Times New Roman" w:cs="Times New Roman"/>
+          <w:sz w:val="24"/>
+          <w:szCs w:val="24"/>
+        </w:rPr>
+      </w:pPr>
+    </w:p>
+    <w:p>
+      <w:pPr>
+        <w:spacing w:line="360" w:lineRule="auto"/>
+        <w:rPr>
+          <w:rFonts w:ascii="Times New Roman" w:eastAsia="宋体" w:hAnsi="Times New Roman" w:cs="Times New Roman"/>
           <w:sz w:val="24"/>
           <w:szCs w:val="24"/>
         </w:rPr>
@@ -7898,9 +8917,9 @@
 <file path=word/numbering.xml><?xml version="1.0" encoding="utf-8"?>
 <w:numbering xmlns:wpc="http://schemas.microsoft.com/office/word/2010/wordprocessingCanvas" xmlns:cx="http://schemas.microsoft.com/office/drawing/2014/chartex" xmlns:cx1="http://schemas.microsoft.com/office/drawing/2015/9/8/chartex" xmlns:cx2="http://schemas.microsoft.com/office/drawing/2015/10/21/chartex" xmlns:cx3="http://schemas.microsoft.com/office/drawing/2016/5/9/chartex" xmlns:cx4="http://schemas.microsoft.com/office/drawing/2016/5/10/chartex" xmlns:cx5="http://schemas.microsoft.com/office/drawing/2016/5/11/chartex" xmlns:cx6="http://schemas.microsoft.com/office/drawing/2016/5/12/chartex" xmlns:cx7="http://schemas.microsoft.com/office/drawing/2016/5/13/chartex" xmlns:cx8="http://schemas.microsoft.com/office/drawing/2016/5/14/chartex" xmlns:mc="http://schemas.openxmlformats.org/markup-compatibility/2006" xmlns:aink="http://schemas.microsoft.com/office/drawing/2016/ink" xmlns:am3d="http://schemas.microsoft.com/office/drawing/2017/model3d" xmlns:o="urn:schemas-microsoft-com:office:office" xmlns:oel="http://schemas.microsoft.com/office/2019/extlst" xmlns:r="http://schemas.openxmlformats.org/officeDocument/2006/relationships" xmlns:m="http://schemas.openxmlformats.org/officeDocument/2006/math" xmlns:v="urn:schemas-microsoft-com:vml" xmlns:wp14="http://schemas.microsoft.com/office/word/2010/wordprocessingDrawing" xmlns:wp="http://schemas.openxmlformats.org/drawingml/2006/wordprocessingDrawing" xmlns:w10="urn:schemas-microsoft-com:office:word" xmlns:w="http://schemas.openxmlformats.org/wordprocessingml/2006/main" xmlns:w14="http://schemas.microsoft.com/office/word/2010/wordml" xmlns:w15="http://schemas.microsoft.com/office/word/2012/wordml" xmlns:w16cex="http://schemas.microsoft.com/office/word/2018/wordml/cex" xmlns:w16cid="http://schemas.microsoft.com/office/word/2016/wordml/cid" xmlns:w16="http://schemas.microsoft.com/office/word/2018/wordml" xmlns:w16du="http://schemas.microsoft.com/office/word/2023/wordml/word16du" xmlns:w16sdtdh="http://schemas.microsoft.com/office/word/2020/wordml/sdtdatahash" xmlns:w16sdtfl="http://schemas.microsoft.com/office/word/2024/wordml/sdtformatlock" xmlns:w16se="http://schemas.microsoft.com/office/word/2015/wordml/symex" xmlns:wpg="http://schemas.microsoft.com/office/word/2010/wordprocessingGroup" xmlns:wpi="http://schemas.microsoft.com/office/word/2010/wordprocessingInk" xmlns:wne="http://schemas.microsoft.com/office/word/2006/wordml" xmlns:wps="http://schemas.microsoft.com/office/word/2010/wordprocessingShape" mc:Ignorable="w14 w15 w16se w16cid w16 w16cex w16sdtdh w16sdtfl w16du wp14">
   <w:abstractNum w:abstractNumId="0" w15:restartNumberingAfterBreak="0">
-    <w:nsid w:val="58184C51"/>
+    <w:nsid w:val="2F5D46BC"/>
     <w:multiLevelType w:val="hybridMultilevel"/>
-    <w:tmpl w:val="E8EC37F4"/>
+    <w:tmpl w:val="9FA4E30A"/>
     <w:lvl w:ilvl="0" w:tplc="04090001">
       <w:start w:val="1"/>
       <w:numFmt w:val="bullet"/>
@@ -8011,16 +9030,16 @@
     </w:lvl>
   </w:abstractNum>
   <w:abstractNum w:abstractNumId="1" w15:restartNumberingAfterBreak="0">
-    <w:nsid w:val="5D030FF7"/>
+    <w:nsid w:val="58184C51"/>
     <w:multiLevelType w:val="hybridMultilevel"/>
-    <w:tmpl w:val="33162C5C"/>
+    <w:tmpl w:val="E8EC37F4"/>
     <w:lvl w:ilvl="0" w:tplc="04090001">
       <w:start w:val="1"/>
       <w:numFmt w:val="bullet"/>
       <w:lvlText w:val=""/>
       <w:lvlJc w:val="left"/>
       <w:pPr>
-        <w:ind w:left="860" w:hanging="440"/>
+        <w:ind w:left="440" w:hanging="440"/>
       </w:pPr>
       <w:rPr>
         <w:rFonts w:ascii="Wingdings" w:hAnsi="Wingdings" w:hint="default"/>
@@ -8032,7 +9051,7 @@
       <w:lvlText w:val=""/>
       <w:lvlJc w:val="left"/>
       <w:pPr>
-        <w:ind w:left="1300" w:hanging="440"/>
+        <w:ind w:left="880" w:hanging="440"/>
       </w:pPr>
       <w:rPr>
         <w:rFonts w:ascii="Wingdings" w:hAnsi="Wingdings" w:hint="default"/>
@@ -8044,7 +9063,7 @@
       <w:lvlText w:val=""/>
       <w:lvlJc w:val="left"/>
       <w:pPr>
-        <w:ind w:left="1740" w:hanging="440"/>
+        <w:ind w:left="1320" w:hanging="440"/>
       </w:pPr>
       <w:rPr>
         <w:rFonts w:ascii="Wingdings" w:hAnsi="Wingdings" w:hint="default"/>
@@ -8056,7 +9075,7 @@
       <w:lvlText w:val=""/>
       <w:lvlJc w:val="left"/>
       <w:pPr>
-        <w:ind w:left="2180" w:hanging="440"/>
+        <w:ind w:left="1760" w:hanging="440"/>
       </w:pPr>
       <w:rPr>
         <w:rFonts w:ascii="Wingdings" w:hAnsi="Wingdings" w:hint="default"/>
@@ -8068,7 +9087,7 @@
       <w:lvlText w:val=""/>
       <w:lvlJc w:val="left"/>
       <w:pPr>
-        <w:ind w:left="2620" w:hanging="440"/>
+        <w:ind w:left="2200" w:hanging="440"/>
       </w:pPr>
       <w:rPr>
         <w:rFonts w:ascii="Wingdings" w:hAnsi="Wingdings" w:hint="default"/>
@@ -8080,7 +9099,7 @@
       <w:lvlText w:val=""/>
       <w:lvlJc w:val="left"/>
       <w:pPr>
-        <w:ind w:left="3060" w:hanging="440"/>
+        <w:ind w:left="2640" w:hanging="440"/>
       </w:pPr>
       <w:rPr>
         <w:rFonts w:ascii="Wingdings" w:hAnsi="Wingdings" w:hint="default"/>
@@ -8092,7 +9111,7 @@
       <w:lvlText w:val=""/>
       <w:lvlJc w:val="left"/>
       <w:pPr>
-        <w:ind w:left="3500" w:hanging="440"/>
+        <w:ind w:left="3080" w:hanging="440"/>
       </w:pPr>
       <w:rPr>
         <w:rFonts w:ascii="Wingdings" w:hAnsi="Wingdings" w:hint="default"/>
@@ -8104,7 +9123,7 @@
       <w:lvlText w:val=""/>
       <w:lvlJc w:val="left"/>
       <w:pPr>
-        <w:ind w:left="3940" w:hanging="440"/>
+        <w:ind w:left="3520" w:hanging="440"/>
       </w:pPr>
       <w:rPr>
         <w:rFonts w:ascii="Wingdings" w:hAnsi="Wingdings" w:hint="default"/>
@@ -8116,7 +9135,7 @@
       <w:lvlText w:val=""/>
       <w:lvlJc w:val="left"/>
       <w:pPr>
-        <w:ind w:left="4380" w:hanging="440"/>
+        <w:ind w:left="3960" w:hanging="440"/>
       </w:pPr>
       <w:rPr>
         <w:rFonts w:ascii="Wingdings" w:hAnsi="Wingdings" w:hint="default"/>
@@ -8124,9 +9143,9 @@
     </w:lvl>
   </w:abstractNum>
   <w:abstractNum w:abstractNumId="2" w15:restartNumberingAfterBreak="0">
-    <w:nsid w:val="6F741424"/>
+    <w:nsid w:val="5D030FF7"/>
     <w:multiLevelType w:val="hybridMultilevel"/>
-    <w:tmpl w:val="C822389C"/>
+    <w:tmpl w:val="33162C5C"/>
     <w:lvl w:ilvl="0" w:tplc="04090001">
       <w:start w:val="1"/>
       <w:numFmt w:val="bullet"/>
@@ -8236,14 +9255,130 @@
       </w:rPr>
     </w:lvl>
   </w:abstractNum>
+  <w:abstractNum w:abstractNumId="3" w15:restartNumberingAfterBreak="0">
+    <w:nsid w:val="6F741424"/>
+    <w:multiLevelType w:val="hybridMultilevel"/>
+    <w:tmpl w:val="C822389C"/>
+    <w:lvl w:ilvl="0" w:tplc="04090001">
+      <w:start w:val="1"/>
+      <w:numFmt w:val="bullet"/>
+      <w:lvlText w:val=""/>
+      <w:lvlJc w:val="left"/>
+      <w:pPr>
+        <w:ind w:left="860" w:hanging="440"/>
+      </w:pPr>
+      <w:rPr>
+        <w:rFonts w:ascii="Wingdings" w:hAnsi="Wingdings" w:hint="default"/>
+      </w:rPr>
+    </w:lvl>
+    <w:lvl w:ilvl="1" w:tplc="04090003" w:tentative="1">
+      <w:start w:val="1"/>
+      <w:numFmt w:val="bullet"/>
+      <w:lvlText w:val=""/>
+      <w:lvlJc w:val="left"/>
+      <w:pPr>
+        <w:ind w:left="1300" w:hanging="440"/>
+      </w:pPr>
+      <w:rPr>
+        <w:rFonts w:ascii="Wingdings" w:hAnsi="Wingdings" w:hint="default"/>
+      </w:rPr>
+    </w:lvl>
+    <w:lvl w:ilvl="2" w:tplc="04090005" w:tentative="1">
+      <w:start w:val="1"/>
+      <w:numFmt w:val="bullet"/>
+      <w:lvlText w:val=""/>
+      <w:lvlJc w:val="left"/>
+      <w:pPr>
+        <w:ind w:left="1740" w:hanging="440"/>
+      </w:pPr>
+      <w:rPr>
+        <w:rFonts w:ascii="Wingdings" w:hAnsi="Wingdings" w:hint="default"/>
+      </w:rPr>
+    </w:lvl>
+    <w:lvl w:ilvl="3" w:tplc="04090001" w:tentative="1">
+      <w:start w:val="1"/>
+      <w:numFmt w:val="bullet"/>
+      <w:lvlText w:val=""/>
+      <w:lvlJc w:val="left"/>
+      <w:pPr>
+        <w:ind w:left="2180" w:hanging="440"/>
+      </w:pPr>
+      <w:rPr>
+        <w:rFonts w:ascii="Wingdings" w:hAnsi="Wingdings" w:hint="default"/>
+      </w:rPr>
+    </w:lvl>
+    <w:lvl w:ilvl="4" w:tplc="04090003" w:tentative="1">
+      <w:start w:val="1"/>
+      <w:numFmt w:val="bullet"/>
+      <w:lvlText w:val=""/>
+      <w:lvlJc w:val="left"/>
+      <w:pPr>
+        <w:ind w:left="2620" w:hanging="440"/>
+      </w:pPr>
+      <w:rPr>
+        <w:rFonts w:ascii="Wingdings" w:hAnsi="Wingdings" w:hint="default"/>
+      </w:rPr>
+    </w:lvl>
+    <w:lvl w:ilvl="5" w:tplc="04090005" w:tentative="1">
+      <w:start w:val="1"/>
+      <w:numFmt w:val="bullet"/>
+      <w:lvlText w:val=""/>
+      <w:lvlJc w:val="left"/>
+      <w:pPr>
+        <w:ind w:left="3060" w:hanging="440"/>
+      </w:pPr>
+      <w:rPr>
+        <w:rFonts w:ascii="Wingdings" w:hAnsi="Wingdings" w:hint="default"/>
+      </w:rPr>
+    </w:lvl>
+    <w:lvl w:ilvl="6" w:tplc="04090001" w:tentative="1">
+      <w:start w:val="1"/>
+      <w:numFmt w:val="bullet"/>
+      <w:lvlText w:val=""/>
+      <w:lvlJc w:val="left"/>
+      <w:pPr>
+        <w:ind w:left="3500" w:hanging="440"/>
+      </w:pPr>
+      <w:rPr>
+        <w:rFonts w:ascii="Wingdings" w:hAnsi="Wingdings" w:hint="default"/>
+      </w:rPr>
+    </w:lvl>
+    <w:lvl w:ilvl="7" w:tplc="04090003" w:tentative="1">
+      <w:start w:val="1"/>
+      <w:numFmt w:val="bullet"/>
+      <w:lvlText w:val=""/>
+      <w:lvlJc w:val="left"/>
+      <w:pPr>
+        <w:ind w:left="3940" w:hanging="440"/>
+      </w:pPr>
+      <w:rPr>
+        <w:rFonts w:ascii="Wingdings" w:hAnsi="Wingdings" w:hint="default"/>
+      </w:rPr>
+    </w:lvl>
+    <w:lvl w:ilvl="8" w:tplc="04090005" w:tentative="1">
+      <w:start w:val="1"/>
+      <w:numFmt w:val="bullet"/>
+      <w:lvlText w:val=""/>
+      <w:lvlJc w:val="left"/>
+      <w:pPr>
+        <w:ind w:left="4380" w:hanging="440"/>
+      </w:pPr>
+      <w:rPr>
+        <w:rFonts w:ascii="Wingdings" w:hAnsi="Wingdings" w:hint="default"/>
+      </w:rPr>
+    </w:lvl>
+  </w:abstractNum>
   <w:num w:numId="1" w16cid:durableId="365371282">
-    <w:abstractNumId w:val="0"/>
+    <w:abstractNumId w:val="1"/>
   </w:num>
   <w:num w:numId="2" w16cid:durableId="1149327127">
-    <w:abstractNumId w:val="1"/>
+    <w:abstractNumId w:val="2"/>
   </w:num>
   <w:num w:numId="3" w16cid:durableId="789399939">
-    <w:abstractNumId w:val="2"/>
+    <w:abstractNumId w:val="3"/>
+  </w:num>
+  <w:num w:numId="4" w16cid:durableId="2076197980">
+    <w:abstractNumId w:val="0"/>
   </w:num>
 </w:numbering>
 </file>
@@ -8848,6 +9983,7 @@
   <w:style w:type="character" w:default="1" w:styleId="a0">
     <w:name w:val="Default Paragraph Font"/>
     <w:uiPriority w:val="1"/>
+    <w:semiHidden/>
     <w:unhideWhenUsed/>
   </w:style>
   <w:style w:type="table" w:default="1" w:styleId="a1">
